--- a/lessons/8-3/downloads/reveal/teacher/8.3-homework-packet.docx
+++ b/lessons/8-3/downloads/reveal/teacher/8.3-homework-packet.docx
@@ -15,10 +15,28 @@
         <w:rPr>
           <w:rFonts w:ascii="Avenir Next" w:hAnsi="Avenir Next" w:cs="Avenir Next" w:eastAsia="Avenir Next"/>
           <w:color w:val="1A1A1A"/>
+          <w:sz w:val="22"/>
+          <w:szCs w:val="20"/>
+        </w:rPr>
+        <w:t xml:space="preserve">Name</w:t>
+      </w:r>
+      <w:r>
+        <w:rPr>
+          <w:rFonts w:ascii="Avenir Next" w:hAnsi="Avenir Next" w:cs="Avenir Next" w:eastAsia="Avenir Next"/>
+          <w:color w:val="1A1A1A"/>
           <w:sz w:val="20"/>
           <w:szCs w:val="20"/>
         </w:rPr>
-        <w:t xml:space="preserve">Name</w:t>
+        <w:tab/>
+      </w:r>
+      <w:r>
+        <w:rPr>
+          <w:rFonts w:ascii="Avenir Next" w:hAnsi="Avenir Next" w:cs="Avenir Next" w:eastAsia="Avenir Next"/>
+          <w:color w:val="1A1A1A"/>
+          <w:sz w:val="22"/>
+          <w:szCs w:val="20"/>
+        </w:rPr>
+        <w:t xml:space="preserve">   Date</w:t>
       </w:r>
       <w:r>
         <w:rPr>
@@ -33,25 +51,7 @@
         <w:rPr>
           <w:rFonts w:ascii="Avenir Next" w:hAnsi="Avenir Next" w:cs="Avenir Next" w:eastAsia="Avenir Next"/>
           <w:color w:val="1A1A1A"/>
-          <w:sz w:val="20"/>
-          <w:szCs w:val="20"/>
-        </w:rPr>
-        <w:t xml:space="preserve">   Date</w:t>
-      </w:r>
-      <w:r>
-        <w:rPr>
-          <w:rFonts w:ascii="Avenir Next" w:hAnsi="Avenir Next" w:cs="Avenir Next" w:eastAsia="Avenir Next"/>
-          <w:color w:val="1A1A1A"/>
-          <w:sz w:val="20"/>
-          <w:szCs w:val="20"/>
-        </w:rPr>
-        <w:tab/>
-      </w:r>
-      <w:r>
-        <w:rPr>
-          <w:rFonts w:ascii="Avenir Next" w:hAnsi="Avenir Next" w:cs="Avenir Next" w:eastAsia="Avenir Next"/>
-          <w:color w:val="1A1A1A"/>
-          <w:sz w:val="20"/>
+          <w:sz w:val="22"/>
           <w:szCs w:val="20"/>
         </w:rPr>
         <w:t xml:space="preserve">   Period</w:t>
@@ -78,7 +78,7 @@
           <w:caps/>
           <w:color w:val="003A70"/>
           <w:spacing w:val="12"/>
-          <w:sz w:val="19"/>
+          <w:sz w:val="22"/>
           <w:szCs w:val="19"/>
         </w:rPr>
         <w:t xml:space="preserve">Lesson 8-3  ·  Homework Packet  ·  Sheet 1 of 2</w:t>
@@ -86,6 +86,7 @@
     </w:p>
     <w:p>
       <w:pPr>
+        <w:pStyle w:val="Heading1"/>
         <w:keepNext/>
         <w:spacing w:before="0" w:after="0" w:line="240" w:lineRule="auto"/>
       </w:pPr>
@@ -111,7 +112,7 @@
         <w:rPr>
           <w:rFonts w:ascii="Avenir Next" w:hAnsi="Avenir Next" w:cs="Avenir Next" w:eastAsia="Avenir Next"/>
           <w:color w:val="5A5F66"/>
-          <w:sz w:val="17"/>
+          <w:sz w:val="22"/>
           <w:szCs w:val="17"/>
         </w:rPr>
         <w:t xml:space="preserve">Maryland Standard 6.EE.B.7   ·   Learning target — I can solve a multiplication equation by dividing both sides by the same number.</w:t>
@@ -158,6 +159,7 @@
           </w:tcPr>
           <w:p>
             <w:pPr>
+              <w:pStyle w:val="Heading2"/>
               <w:spacing w:before="0" w:after="0" w:line="240" w:lineRule="auto"/>
             </w:pPr>
             <w:r>
@@ -185,25 +187,25 @@
                 <w:rFonts w:ascii="Avenir Next" w:hAnsi="Avenir Next" w:cs="Avenir Next" w:eastAsia="Avenir Next"/>
                 <w:b/>
                 <w:color w:val="003A70"/>
+                <w:sz w:val="22"/>
+                <w:szCs w:val="18"/>
+              </w:rPr>
+              <w:t xml:space="preserve">•</w:t>
+            </w:r>
+            <w:r>
+              <w:rPr>
+                <w:rFonts w:ascii="Avenir Next" w:hAnsi="Avenir Next" w:cs="Avenir Next" w:eastAsia="Avenir Next"/>
+                <w:color w:val="1A1A1A"/>
                 <w:sz w:val="18"/>
                 <w:szCs w:val="18"/>
               </w:rPr>
-              <w:t xml:space="preserve">•</w:t>
-            </w:r>
-            <w:r>
-              <w:rPr>
-                <w:rFonts w:ascii="Avenir Next" w:hAnsi="Avenir Next" w:cs="Avenir Next" w:eastAsia="Avenir Next"/>
-                <w:color w:val="1A1A1A"/>
-                <w:sz w:val="18"/>
-                <w:szCs w:val="18"/>
-              </w:rPr>
               <w:tab/>
             </w:r>
             <w:r>
               <w:rPr>
                 <w:rFonts w:ascii="Avenir Next" w:hAnsi="Avenir Next" w:cs="Avenir Next" w:eastAsia="Avenir Next"/>
                 <w:color w:val="1A1A1A"/>
-                <w:sz w:val="18"/>
+                <w:sz w:val="22"/>
                 <w:szCs w:val="18"/>
               </w:rPr>
               <w:t xml:space="preserve">In 6</w:t>
@@ -213,7 +215,7 @@
                 <w:rFonts w:ascii="Avenir Next" w:hAnsi="Avenir Next" w:cs="Avenir Next" w:eastAsia="Avenir Next"/>
                 <w:i/>
                 <w:color w:val="1A1A1A"/>
-                <w:sz w:val="18"/>
+                <w:sz w:val="22"/>
                 <w:szCs w:val="18"/>
               </w:rPr>
               <w:t xml:space="preserve">x</w:t>
@@ -222,7 +224,7 @@
               <w:rPr>
                 <w:rFonts w:ascii="Avenir Next" w:hAnsi="Avenir Next" w:cs="Avenir Next" w:eastAsia="Avenir Next"/>
                 <w:color w:val="1A1A1A"/>
-                <w:sz w:val="18"/>
+                <w:sz w:val="22"/>
                 <w:szCs w:val="18"/>
               </w:rPr>
               <w:t xml:space="preserve">, the </w:t>
@@ -232,7 +234,7 @@
                 <w:rFonts w:ascii="Avenir Next" w:hAnsi="Avenir Next" w:cs="Avenir Next" w:eastAsia="Avenir Next"/>
                 <w:b/>
                 <w:color w:val="1A1A1A"/>
-                <w:sz w:val="18"/>
+                <w:sz w:val="22"/>
                 <w:szCs w:val="18"/>
               </w:rPr>
               <w:t xml:space="preserve">coefficient</w:t>
@@ -241,7 +243,7 @@
               <w:rPr>
                 <w:rFonts w:ascii="Avenir Next" w:hAnsi="Avenir Next" w:cs="Avenir Next" w:eastAsia="Avenir Next"/>
                 <w:color w:val="1A1A1A"/>
-                <w:sz w:val="18"/>
+                <w:sz w:val="22"/>
                 <w:szCs w:val="18"/>
               </w:rPr>
               <w:t xml:space="preserve"> 6 means 6 × </w:t>
@@ -251,7 +253,7 @@
                 <w:rFonts w:ascii="Avenir Next" w:hAnsi="Avenir Next" w:cs="Avenir Next" w:eastAsia="Avenir Next"/>
                 <w:i/>
                 <w:color w:val="1A1A1A"/>
-                <w:sz w:val="18"/>
+                <w:sz w:val="22"/>
                 <w:szCs w:val="18"/>
               </w:rPr>
               <w:t xml:space="preserve">x</w:t>
@@ -260,7 +262,7 @@
               <w:rPr>
                 <w:rFonts w:ascii="Avenir Next" w:hAnsi="Avenir Next" w:cs="Avenir Next" w:eastAsia="Avenir Next"/>
                 <w:color w:val="1A1A1A"/>
-                <w:sz w:val="18"/>
+                <w:sz w:val="22"/>
                 <w:szCs w:val="18"/>
               </w:rPr>
               <w:t xml:space="preserve">.</w:t>
@@ -279,10 +281,76 @@
                 <w:rFonts w:ascii="Avenir Next" w:hAnsi="Avenir Next" w:cs="Avenir Next" w:eastAsia="Avenir Next"/>
                 <w:b/>
                 <w:color w:val="003A70"/>
+                <w:sz w:val="22"/>
+                <w:szCs w:val="18"/>
+              </w:rPr>
+              <w:t xml:space="preserve">•</w:t>
+            </w:r>
+            <w:r>
+              <w:rPr>
+                <w:rFonts w:ascii="Avenir Next" w:hAnsi="Avenir Next" w:cs="Avenir Next" w:eastAsia="Avenir Next"/>
+                <w:color w:val="1A1A1A"/>
                 <w:sz w:val="18"/>
                 <w:szCs w:val="18"/>
               </w:rPr>
-              <w:t xml:space="preserve">•</w:t>
+              <w:tab/>
+            </w:r>
+            <w:r>
+              <w:rPr>
+                <w:rFonts w:ascii="Avenir Next" w:hAnsi="Avenir Next" w:cs="Avenir Next" w:eastAsia="Avenir Next"/>
+                <w:color w:val="1A1A1A"/>
+                <w:sz w:val="22"/>
+                <w:szCs w:val="18"/>
+              </w:rPr>
+              <w:t xml:space="preserve">To solve </w:t>
+            </w:r>
+            <w:r>
+              <w:rPr>
+                <w:rFonts w:ascii="Avenir Next" w:hAnsi="Avenir Next" w:cs="Avenir Next" w:eastAsia="Avenir Next"/>
+                <w:i/>
+                <w:color w:val="1A1A1A"/>
+                <w:sz w:val="22"/>
+                <w:szCs w:val="18"/>
+              </w:rPr>
+              <w:t xml:space="preserve">ax</w:t>
+            </w:r>
+            <w:r>
+              <w:rPr>
+                <w:rFonts w:ascii="Avenir Next" w:hAnsi="Avenir Next" w:cs="Avenir Next" w:eastAsia="Avenir Next"/>
+                <w:color w:val="1A1A1A"/>
+                <w:sz w:val="22"/>
+                <w:szCs w:val="18"/>
+              </w:rPr>
+              <w:t xml:space="preserve"> = </w:t>
+            </w:r>
+            <w:r>
+              <w:rPr>
+                <w:rFonts w:ascii="Avenir Next" w:hAnsi="Avenir Next" w:cs="Avenir Next" w:eastAsia="Avenir Next"/>
+                <w:i/>
+                <w:color w:val="1A1A1A"/>
+                <w:sz w:val="22"/>
+                <w:szCs w:val="18"/>
+              </w:rPr>
+              <w:t xml:space="preserve">b</w:t>
+            </w:r>
+            <w:r>
+              <w:rPr>
+                <w:rFonts w:ascii="Avenir Next" w:hAnsi="Avenir Next" w:cs="Avenir Next" w:eastAsia="Avenir Next"/>
+                <w:color w:val="1A1A1A"/>
+                <w:sz w:val="22"/>
+                <w:szCs w:val="18"/>
+              </w:rPr>
+              <w:t xml:space="preserve">, </w:t>
+            </w:r>
+            <w:r>
+              <w:rPr>
+                <w:rFonts w:ascii="Avenir Next" w:hAnsi="Avenir Next" w:cs="Avenir Next" w:eastAsia="Avenir Next"/>
+                <w:b/>
+                <w:color w:val="1A1A1A"/>
+                <w:sz w:val="22"/>
+                <w:szCs w:val="18"/>
+              </w:rPr>
+              <w:t xml:space="preserve">divide both sides by</w:t>
             </w:r>
             <w:r>
               <w:rPr>
@@ -291,80 +359,14 @@
                 <w:sz w:val="18"/>
                 <w:szCs w:val="18"/>
               </w:rPr>
-              <w:tab/>
-            </w:r>
-            <w:r>
-              <w:rPr>
-                <w:rFonts w:ascii="Avenir Next" w:hAnsi="Avenir Next" w:cs="Avenir Next" w:eastAsia="Avenir Next"/>
-                <w:color w:val="1A1A1A"/>
-                <w:sz w:val="18"/>
-                <w:szCs w:val="18"/>
-              </w:rPr>
-              <w:t xml:space="preserve">To solve </w:t>
+              <w:t xml:space="preserve"> </w:t>
             </w:r>
             <w:r>
               <w:rPr>
                 <w:rFonts w:ascii="Avenir Next" w:hAnsi="Avenir Next" w:cs="Avenir Next" w:eastAsia="Avenir Next"/>
                 <w:i/>
                 <w:color w:val="1A1A1A"/>
-                <w:sz w:val="18"/>
-                <w:szCs w:val="18"/>
-              </w:rPr>
-              <w:t xml:space="preserve">ax</w:t>
-            </w:r>
-            <w:r>
-              <w:rPr>
-                <w:rFonts w:ascii="Avenir Next" w:hAnsi="Avenir Next" w:cs="Avenir Next" w:eastAsia="Avenir Next"/>
-                <w:color w:val="1A1A1A"/>
-                <w:sz w:val="18"/>
-                <w:szCs w:val="18"/>
-              </w:rPr>
-              <w:t xml:space="preserve"> = </w:t>
-            </w:r>
-            <w:r>
-              <w:rPr>
-                <w:rFonts w:ascii="Avenir Next" w:hAnsi="Avenir Next" w:cs="Avenir Next" w:eastAsia="Avenir Next"/>
-                <w:i/>
-                <w:color w:val="1A1A1A"/>
-                <w:sz w:val="18"/>
-                <w:szCs w:val="18"/>
-              </w:rPr>
-              <w:t xml:space="preserve">b</w:t>
-            </w:r>
-            <w:r>
-              <w:rPr>
-                <w:rFonts w:ascii="Avenir Next" w:hAnsi="Avenir Next" w:cs="Avenir Next" w:eastAsia="Avenir Next"/>
-                <w:color w:val="1A1A1A"/>
-                <w:sz w:val="18"/>
-                <w:szCs w:val="18"/>
-              </w:rPr>
-              <w:t xml:space="preserve">, </w:t>
-            </w:r>
-            <w:r>
-              <w:rPr>
-                <w:rFonts w:ascii="Avenir Next" w:hAnsi="Avenir Next" w:cs="Avenir Next" w:eastAsia="Avenir Next"/>
-                <w:b/>
-                <w:color w:val="1A1A1A"/>
-                <w:sz w:val="18"/>
-                <w:szCs w:val="18"/>
-              </w:rPr>
-              <w:t xml:space="preserve">divide both sides by</w:t>
-            </w:r>
-            <w:r>
-              <w:rPr>
-                <w:rFonts w:ascii="Avenir Next" w:hAnsi="Avenir Next" w:cs="Avenir Next" w:eastAsia="Avenir Next"/>
-                <w:color w:val="1A1A1A"/>
-                <w:sz w:val="18"/>
-                <w:szCs w:val="18"/>
-              </w:rPr>
-              <w:t xml:space="preserve"> </w:t>
-            </w:r>
-            <w:r>
-              <w:rPr>
-                <w:rFonts w:ascii="Avenir Next" w:hAnsi="Avenir Next" w:cs="Avenir Next" w:eastAsia="Avenir Next"/>
-                <w:i/>
-                <w:color w:val="1A1A1A"/>
-                <w:sz w:val="18"/>
+                <w:sz w:val="22"/>
                 <w:szCs w:val="18"/>
               </w:rPr>
               <w:t xml:space="preserve">a</w:t>
@@ -373,7 +375,7 @@
               <w:rPr>
                 <w:rFonts w:ascii="Avenir Next" w:hAnsi="Avenir Next" w:cs="Avenir Next" w:eastAsia="Avenir Next"/>
                 <w:color w:val="1A1A1A"/>
-                <w:sz w:val="18"/>
+                <w:sz w:val="22"/>
                 <w:szCs w:val="18"/>
               </w:rPr>
               <w:t xml:space="preserve">. Division undoes multiplication.</w:t>
@@ -392,18 +394,18 @@
                 <w:rFonts w:ascii="Avenir Next" w:hAnsi="Avenir Next" w:cs="Avenir Next" w:eastAsia="Avenir Next"/>
                 <w:b/>
                 <w:color w:val="003A70"/>
+                <w:sz w:val="22"/>
+                <w:szCs w:val="18"/>
+              </w:rPr>
+              <w:t xml:space="preserve">•</w:t>
+            </w:r>
+            <w:r>
+              <w:rPr>
+                <w:rFonts w:ascii="Avenir Next" w:hAnsi="Avenir Next" w:cs="Avenir Next" w:eastAsia="Avenir Next"/>
+                <w:color w:val="1A1A1A"/>
                 <w:sz w:val="18"/>
                 <w:szCs w:val="18"/>
               </w:rPr>
-              <w:t xml:space="preserve">•</w:t>
-            </w:r>
-            <w:r>
-              <w:rPr>
-                <w:rFonts w:ascii="Avenir Next" w:hAnsi="Avenir Next" w:cs="Avenir Next" w:eastAsia="Avenir Next"/>
-                <w:color w:val="1A1A1A"/>
-                <w:sz w:val="18"/>
-                <w:szCs w:val="18"/>
-              </w:rPr>
               <w:tab/>
             </w:r>
             <w:r>
@@ -411,7 +413,7 @@
                 <w:rFonts w:ascii="Avenir Next" w:hAnsi="Avenir Next" w:cs="Avenir Next" w:eastAsia="Avenir Next"/>
                 <w:b/>
                 <w:color w:val="1A1A1A"/>
-                <w:sz w:val="18"/>
+                <w:sz w:val="22"/>
                 <w:szCs w:val="18"/>
               </w:rPr>
               <w:t xml:space="preserve">Check</w:t>
@@ -420,7 +422,7 @@
               <w:rPr>
                 <w:rFonts w:ascii="Avenir Next" w:hAnsi="Avenir Next" w:cs="Avenir Next" w:eastAsia="Avenir Next"/>
                 <w:color w:val="1A1A1A"/>
-                <w:sz w:val="18"/>
+                <w:sz w:val="22"/>
                 <w:szCs w:val="18"/>
               </w:rPr>
               <w:t xml:space="preserve">: the coefficient times your solution should equal the right side.</w:t>
@@ -435,6 +437,7 @@
           </w:tcPr>
           <w:p>
             <w:pPr>
+              <w:pStyle w:val="Heading2"/>
               <w:spacing w:before="0" w:after="0" w:line="240" w:lineRule="auto"/>
             </w:pPr>
             <w:r>
@@ -457,7 +460,7 @@
               <w:rPr>
                 <w:rFonts w:ascii="Avenir Next" w:hAnsi="Avenir Next" w:cs="Avenir Next" w:eastAsia="Avenir Next"/>
                 <w:color w:val="1A1A1A"/>
-                <w:sz w:val="17"/>
+                <w:sz w:val="22"/>
                 <w:szCs w:val="17"/>
               </w:rPr>
               <w:t xml:space="preserve">Solve 8</w:t>
@@ -467,7 +470,7 @@
                 <w:rFonts w:ascii="Avenir Next" w:hAnsi="Avenir Next" w:cs="Avenir Next" w:eastAsia="Avenir Next"/>
                 <w:i/>
                 <w:color w:val="1A1A1A"/>
-                <w:sz w:val="17"/>
+                <w:sz w:val="22"/>
                 <w:szCs w:val="17"/>
               </w:rPr>
               <w:t xml:space="preserve">p</w:t>
@@ -476,7 +479,7 @@
               <w:rPr>
                 <w:rFonts w:ascii="Avenir Next" w:hAnsi="Avenir Next" w:cs="Avenir Next" w:eastAsia="Avenir Next"/>
                 <w:color w:val="1A1A1A"/>
-                <w:sz w:val="17"/>
+                <w:sz w:val="22"/>
                 <w:szCs w:val="17"/>
               </w:rPr>
               <w:t xml:space="preserve"> = 96.</w:t>
@@ -494,7 +497,7 @@
               <w:drawing>
                 <wp:inline distT="0" distB="0" distL="0" distR="0">
                   <wp:extent cx="2377440" cy="397962"/>
-                  <wp:docPr id="1" name="Figure 1"/>
+                  <wp:docPr id="1" name="Figure 1" descr="Tape diagram. : 8 equal sections; section labels p, p, p, p, p, p, p, p. Total label: 96."/>
                   <a:graphic xmlns:a="http://schemas.openxmlformats.org/drawingml/2006/main">
                     <a:graphicData uri="http://schemas.openxmlformats.org/drawingml/2006/picture">
                       <pic:pic xmlns:pic="http://schemas.openxmlformats.org/drawingml/2006/picture">
@@ -537,44 +540,44 @@
                 <w:rFonts w:ascii="Avenir Next" w:hAnsi="Avenir Next" w:cs="Avenir Next" w:eastAsia="Avenir Next"/>
                 <w:b/>
                 <w:color w:val="003A70"/>
+                <w:sz w:val="22"/>
+                <w:szCs w:val="17"/>
+              </w:rPr>
+              <w:t xml:space="preserve">Step 1</w:t>
+            </w:r>
+            <w:r>
+              <w:rPr>
+                <w:rFonts w:ascii="Avenir Next" w:hAnsi="Avenir Next" w:cs="Avenir Next" w:eastAsia="Avenir Next"/>
+                <w:color w:val="1A1A1A"/>
                 <w:sz w:val="17"/>
                 <w:szCs w:val="17"/>
               </w:rPr>
-              <w:t xml:space="preserve">Step 1</w:t>
-            </w:r>
-            <w:r>
-              <w:rPr>
-                <w:rFonts w:ascii="Avenir Next" w:hAnsi="Avenir Next" w:cs="Avenir Next" w:eastAsia="Avenir Next"/>
-                <w:color w:val="1A1A1A"/>
-                <w:sz w:val="17"/>
+              <w:tab/>
+            </w:r>
+            <w:r>
+              <w:rPr>
+                <w:rFonts w:ascii="Avenir Next" w:hAnsi="Avenir Next" w:cs="Avenir Next" w:eastAsia="Avenir Next"/>
+                <w:color w:val="1A1A1A"/>
+                <w:sz w:val="22"/>
                 <w:szCs w:val="17"/>
               </w:rPr>
-              <w:tab/>
-            </w:r>
-            <w:r>
-              <w:rPr>
-                <w:rFonts w:ascii="Avenir Next" w:hAnsi="Avenir Next" w:cs="Avenir Next" w:eastAsia="Avenir Next"/>
-                <w:color w:val="1A1A1A"/>
-                <w:sz w:val="17"/>
+              <w:t xml:space="preserve">Divide both sides by 8: </w:t>
+            </w:r>
+            <w:r>
+              <w:rPr>
+                <w:rFonts w:ascii="Avenir Next" w:hAnsi="Avenir Next" w:cs="Avenir Next" w:eastAsia="Avenir Next"/>
+                <w:i/>
+                <w:color w:val="1A1A1A"/>
+                <w:sz w:val="22"/>
                 <w:szCs w:val="17"/>
               </w:rPr>
-              <w:t xml:space="preserve">Divide both sides by 8: </w:t>
-            </w:r>
-            <w:r>
-              <w:rPr>
-                <w:rFonts w:ascii="Avenir Next" w:hAnsi="Avenir Next" w:cs="Avenir Next" w:eastAsia="Avenir Next"/>
-                <w:i/>
-                <w:color w:val="1A1A1A"/>
-                <w:sz w:val="17"/>
-                <w:szCs w:val="17"/>
-              </w:rPr>
               <w:t xml:space="preserve">p</w:t>
             </w:r>
             <w:r>
               <w:rPr>
                 <w:rFonts w:ascii="Avenir Next" w:hAnsi="Avenir Next" w:cs="Avenir Next" w:eastAsia="Avenir Next"/>
                 <w:color w:val="1A1A1A"/>
-                <w:sz w:val="17"/>
+                <w:sz w:val="22"/>
                 <w:szCs w:val="17"/>
               </w:rPr>
               <w:t xml:space="preserve"> = 96 ÷ 8 = 12</w:t>
@@ -593,25 +596,25 @@
                 <w:rFonts w:ascii="Avenir Next" w:hAnsi="Avenir Next" w:cs="Avenir Next" w:eastAsia="Avenir Next"/>
                 <w:b/>
                 <w:color w:val="003A70"/>
+                <w:sz w:val="22"/>
+                <w:szCs w:val="17"/>
+              </w:rPr>
+              <w:t xml:space="preserve">Step 2</w:t>
+            </w:r>
+            <w:r>
+              <w:rPr>
+                <w:rFonts w:ascii="Avenir Next" w:hAnsi="Avenir Next" w:cs="Avenir Next" w:eastAsia="Avenir Next"/>
+                <w:color w:val="1A1A1A"/>
                 <w:sz w:val="17"/>
                 <w:szCs w:val="17"/>
               </w:rPr>
-              <w:t xml:space="preserve">Step 2</w:t>
-            </w:r>
-            <w:r>
-              <w:rPr>
-                <w:rFonts w:ascii="Avenir Next" w:hAnsi="Avenir Next" w:cs="Avenir Next" w:eastAsia="Avenir Next"/>
-                <w:color w:val="1A1A1A"/>
-                <w:sz w:val="17"/>
-                <w:szCs w:val="17"/>
-              </w:rPr>
               <w:tab/>
             </w:r>
             <w:r>
               <w:rPr>
                 <w:rFonts w:ascii="Avenir Next" w:hAnsi="Avenir Next" w:cs="Avenir Next" w:eastAsia="Avenir Next"/>
                 <w:color w:val="1A1A1A"/>
-                <w:sz w:val="17"/>
+                <w:sz w:val="22"/>
                 <w:szCs w:val="17"/>
               </w:rPr>
               <w:t xml:space="preserve">Check: 8 × 12 = 96, so it checks.</w:t>
@@ -630,18 +633,18 @@
                 <w:rFonts w:ascii="Avenir Next" w:hAnsi="Avenir Next" w:cs="Avenir Next" w:eastAsia="Avenir Next"/>
                 <w:b/>
                 <w:color w:val="1A1A1A"/>
+                <w:sz w:val="22"/>
+                <w:szCs w:val="17"/>
+              </w:rPr>
+              <w:t xml:space="preserve">Answer</w:t>
+            </w:r>
+            <w:r>
+              <w:rPr>
+                <w:rFonts w:ascii="Avenir Next" w:hAnsi="Avenir Next" w:cs="Avenir Next" w:eastAsia="Avenir Next"/>
+                <w:color w:val="1A1A1A"/>
                 <w:sz w:val="17"/>
                 <w:szCs w:val="17"/>
               </w:rPr>
-              <w:t xml:space="preserve">Answer</w:t>
-            </w:r>
-            <w:r>
-              <w:rPr>
-                <w:rFonts w:ascii="Avenir Next" w:hAnsi="Avenir Next" w:cs="Avenir Next" w:eastAsia="Avenir Next"/>
-                <w:color w:val="1A1A1A"/>
-                <w:sz w:val="17"/>
-                <w:szCs w:val="17"/>
-              </w:rPr>
               <w:tab/>
             </w:r>
             <w:r>
@@ -650,7 +653,7 @@
                 <w:b/>
                 <w:i/>
                 <w:color w:val="1A1A1A"/>
-                <w:sz w:val="17"/>
+                <w:sz w:val="22"/>
                 <w:szCs w:val="17"/>
               </w:rPr>
               <w:t xml:space="preserve">p</w:t>
@@ -660,7 +663,7 @@
                 <w:rFonts w:ascii="Avenir Next" w:hAnsi="Avenir Next" w:cs="Avenir Next" w:eastAsia="Avenir Next"/>
                 <w:b/>
                 <w:color w:val="1A1A1A"/>
-                <w:sz w:val="17"/>
+                <w:sz w:val="22"/>
                 <w:szCs w:val="17"/>
               </w:rPr>
               <w:t xml:space="preserve"> = 12</w:t>
@@ -671,6 +674,7 @@
     </w:tbl>
     <w:p>
       <w:pPr>
+        <w:pStyle w:val="Heading2"/>
         <w:keepNext/>
         <w:pBdr>
           <w:bottom w:val="single" w:sz="8" w:space="3" w:color="003A70"/>
@@ -686,7 +690,7 @@
           <w:b/>
           <w:color w:val="003A70"/>
           <w:spacing w:val="14"/>
-          <w:sz w:val="19"/>
+          <w:sz w:val="22"/>
           <w:szCs w:val="19"/>
         </w:rPr>
         <w:t xml:space="preserve">PRACTICE</w:t>
@@ -705,7 +709,7 @@
           <w:rFonts w:ascii="Avenir Next" w:hAnsi="Avenir Next" w:cs="Avenir Next" w:eastAsia="Avenir Next"/>
           <w:i/>
           <w:color w:val="5A5F66"/>
-          <w:sz w:val="17"/>
+          <w:sz w:val="22"/>
           <w:szCs w:val="17"/>
         </w:rPr>
         <w:t xml:space="preserve">show your work · label units</w:t>
@@ -725,25 +729,25 @@
           <w:rFonts w:ascii="Avenir Next" w:hAnsi="Avenir Next" w:cs="Avenir Next" w:eastAsia="Avenir Next"/>
           <w:b/>
           <w:color w:val="1A1A1A"/>
+          <w:sz w:val="22"/>
+          <w:szCs w:val="20"/>
+        </w:rPr>
+        <w:t xml:space="preserve">1.</w:t>
+      </w:r>
+      <w:r>
+        <w:rPr>
+          <w:rFonts w:ascii="Avenir Next" w:hAnsi="Avenir Next" w:cs="Avenir Next" w:eastAsia="Avenir Next"/>
+          <w:color w:val="1A1A1A"/>
           <w:sz w:val="20"/>
           <w:szCs w:val="20"/>
         </w:rPr>
-        <w:t xml:space="preserve">1.</w:t>
-      </w:r>
-      <w:r>
-        <w:rPr>
-          <w:rFonts w:ascii="Avenir Next" w:hAnsi="Avenir Next" w:cs="Avenir Next" w:eastAsia="Avenir Next"/>
-          <w:color w:val="1A1A1A"/>
-          <w:sz w:val="20"/>
-          <w:szCs w:val="20"/>
-        </w:rPr>
         <w:tab/>
       </w:r>
       <w:r>
         <w:rPr>
           <w:rFonts w:ascii="Avenir Next" w:hAnsi="Avenir Next" w:cs="Avenir Next" w:eastAsia="Avenir Next"/>
           <w:color w:val="1A1A1A"/>
-          <w:sz w:val="20"/>
+          <w:sz w:val="22"/>
           <w:szCs w:val="20"/>
         </w:rPr>
         <w:t xml:space="preserve">Solve each equation.</w:t>
@@ -799,25 +803,25 @@
                 <w:rFonts w:ascii="Avenir Next" w:hAnsi="Avenir Next" w:cs="Avenir Next" w:eastAsia="Avenir Next"/>
                 <w:b/>
                 <w:color w:val="003A70"/>
+                <w:sz w:val="22"/>
+                <w:szCs w:val="20"/>
+              </w:rPr>
+              <w:t xml:space="preserve">a.</w:t>
+            </w:r>
+            <w:r>
+              <w:rPr>
+                <w:rFonts w:ascii="Avenir Next" w:hAnsi="Avenir Next" w:cs="Avenir Next" w:eastAsia="Avenir Next"/>
+                <w:color w:val="1A1A1A"/>
                 <w:sz w:val="20"/>
                 <w:szCs w:val="20"/>
               </w:rPr>
-              <w:t xml:space="preserve">a.</w:t>
-            </w:r>
-            <w:r>
-              <w:rPr>
-                <w:rFonts w:ascii="Avenir Next" w:hAnsi="Avenir Next" w:cs="Avenir Next" w:eastAsia="Avenir Next"/>
-                <w:color w:val="1A1A1A"/>
-                <w:sz w:val="20"/>
-                <w:szCs w:val="20"/>
-              </w:rPr>
               <w:tab/>
             </w:r>
             <w:r>
               <w:rPr>
                 <w:rFonts w:ascii="Avenir Next" w:hAnsi="Avenir Next" w:cs="Avenir Next" w:eastAsia="Avenir Next"/>
                 <w:color w:val="1A1A1A"/>
-                <w:sz w:val="20"/>
+                <w:sz w:val="22"/>
                 <w:szCs w:val="20"/>
               </w:rPr>
               <w:t xml:space="preserve">4</w:t>
@@ -827,7 +831,7 @@
                 <w:rFonts w:ascii="Avenir Next" w:hAnsi="Avenir Next" w:cs="Avenir Next" w:eastAsia="Avenir Next"/>
                 <w:i/>
                 <w:color w:val="1A1A1A"/>
-                <w:sz w:val="20"/>
+                <w:sz w:val="22"/>
                 <w:szCs w:val="20"/>
               </w:rPr>
               <w:t xml:space="preserve">x</w:t>
@@ -836,7 +840,7 @@
               <w:rPr>
                 <w:rFonts w:ascii="Avenir Next" w:hAnsi="Avenir Next" w:cs="Avenir Next" w:eastAsia="Avenir Next"/>
                 <w:color w:val="1A1A1A"/>
-                <w:sz w:val="20"/>
+                <w:sz w:val="22"/>
                 <w:szCs w:val="20"/>
               </w:rPr>
               <w:t xml:space="preserve"> = 36</w:t>
@@ -880,25 +884,25 @@
                 <w:rFonts w:ascii="Avenir Next" w:hAnsi="Avenir Next" w:cs="Avenir Next" w:eastAsia="Avenir Next"/>
                 <w:b/>
                 <w:color w:val="003A70"/>
+                <w:sz w:val="22"/>
+                <w:szCs w:val="20"/>
+              </w:rPr>
+              <w:t xml:space="preserve">b.</w:t>
+            </w:r>
+            <w:r>
+              <w:rPr>
+                <w:rFonts w:ascii="Avenir Next" w:hAnsi="Avenir Next" w:cs="Avenir Next" w:eastAsia="Avenir Next"/>
+                <w:color w:val="1A1A1A"/>
                 <w:sz w:val="20"/>
                 <w:szCs w:val="20"/>
               </w:rPr>
-              <w:t xml:space="preserve">b.</w:t>
-            </w:r>
-            <w:r>
-              <w:rPr>
-                <w:rFonts w:ascii="Avenir Next" w:hAnsi="Avenir Next" w:cs="Avenir Next" w:eastAsia="Avenir Next"/>
-                <w:color w:val="1A1A1A"/>
-                <w:sz w:val="20"/>
-                <w:szCs w:val="20"/>
-              </w:rPr>
               <w:tab/>
             </w:r>
             <w:r>
               <w:rPr>
                 <w:rFonts w:ascii="Avenir Next" w:hAnsi="Avenir Next" w:cs="Avenir Next" w:eastAsia="Avenir Next"/>
                 <w:color w:val="1A1A1A"/>
-                <w:sz w:val="20"/>
+                <w:sz w:val="22"/>
                 <w:szCs w:val="20"/>
               </w:rPr>
               <w:t xml:space="preserve">7</w:t>
@@ -908,7 +912,7 @@
                 <w:rFonts w:ascii="Avenir Next" w:hAnsi="Avenir Next" w:cs="Avenir Next" w:eastAsia="Avenir Next"/>
                 <w:i/>
                 <w:color w:val="1A1A1A"/>
-                <w:sz w:val="20"/>
+                <w:sz w:val="22"/>
                 <w:szCs w:val="20"/>
               </w:rPr>
               <w:t xml:space="preserve">n</w:t>
@@ -917,7 +921,7 @@
               <w:rPr>
                 <w:rFonts w:ascii="Avenir Next" w:hAnsi="Avenir Next" w:cs="Avenir Next" w:eastAsia="Avenir Next"/>
                 <w:color w:val="1A1A1A"/>
-                <w:sz w:val="20"/>
+                <w:sz w:val="22"/>
                 <w:szCs w:val="20"/>
               </w:rPr>
               <w:t xml:space="preserve"> = 56</w:t>
@@ -961,25 +965,25 @@
                 <w:rFonts w:ascii="Avenir Next" w:hAnsi="Avenir Next" w:cs="Avenir Next" w:eastAsia="Avenir Next"/>
                 <w:b/>
                 <w:color w:val="003A70"/>
+                <w:sz w:val="22"/>
+                <w:szCs w:val="20"/>
+              </w:rPr>
+              <w:t xml:space="preserve">c.</w:t>
+            </w:r>
+            <w:r>
+              <w:rPr>
+                <w:rFonts w:ascii="Avenir Next" w:hAnsi="Avenir Next" w:cs="Avenir Next" w:eastAsia="Avenir Next"/>
+                <w:color w:val="1A1A1A"/>
                 <w:sz w:val="20"/>
                 <w:szCs w:val="20"/>
               </w:rPr>
-              <w:t xml:space="preserve">c.</w:t>
-            </w:r>
-            <w:r>
-              <w:rPr>
-                <w:rFonts w:ascii="Avenir Next" w:hAnsi="Avenir Next" w:cs="Avenir Next" w:eastAsia="Avenir Next"/>
-                <w:color w:val="1A1A1A"/>
-                <w:sz w:val="20"/>
-                <w:szCs w:val="20"/>
-              </w:rPr>
               <w:tab/>
             </w:r>
             <w:r>
               <w:rPr>
                 <w:rFonts w:ascii="Avenir Next" w:hAnsi="Avenir Next" w:cs="Avenir Next" w:eastAsia="Avenir Next"/>
                 <w:color w:val="1A1A1A"/>
-                <w:sz w:val="20"/>
+                <w:sz w:val="22"/>
                 <w:szCs w:val="20"/>
               </w:rPr>
               <w:t xml:space="preserve">9</w:t>
@@ -989,7 +993,7 @@
                 <w:rFonts w:ascii="Avenir Next" w:hAnsi="Avenir Next" w:cs="Avenir Next" w:eastAsia="Avenir Next"/>
                 <w:i/>
                 <w:color w:val="1A1A1A"/>
-                <w:sz w:val="20"/>
+                <w:sz w:val="22"/>
                 <w:szCs w:val="20"/>
               </w:rPr>
               <w:t xml:space="preserve">y</w:t>
@@ -998,7 +1002,7 @@
               <w:rPr>
                 <w:rFonts w:ascii="Avenir Next" w:hAnsi="Avenir Next" w:cs="Avenir Next" w:eastAsia="Avenir Next"/>
                 <w:color w:val="1A1A1A"/>
-                <w:sz w:val="20"/>
+                <w:sz w:val="22"/>
                 <w:szCs w:val="20"/>
               </w:rPr>
               <w:t xml:space="preserve"> = 108</w:t>
@@ -1048,25 +1052,25 @@
                 <w:rFonts w:ascii="Avenir Next" w:hAnsi="Avenir Next" w:cs="Avenir Next" w:eastAsia="Avenir Next"/>
                 <w:b/>
                 <w:color w:val="003A70"/>
+                <w:sz w:val="22"/>
+                <w:szCs w:val="20"/>
+              </w:rPr>
+              <w:t xml:space="preserve">d.</w:t>
+            </w:r>
+            <w:r>
+              <w:rPr>
+                <w:rFonts w:ascii="Avenir Next" w:hAnsi="Avenir Next" w:cs="Avenir Next" w:eastAsia="Avenir Next"/>
+                <w:color w:val="1A1A1A"/>
                 <w:sz w:val="20"/>
                 <w:szCs w:val="20"/>
               </w:rPr>
-              <w:t xml:space="preserve">d.</w:t>
-            </w:r>
-            <w:r>
-              <w:rPr>
-                <w:rFonts w:ascii="Avenir Next" w:hAnsi="Avenir Next" w:cs="Avenir Next" w:eastAsia="Avenir Next"/>
-                <w:color w:val="1A1A1A"/>
-                <w:sz w:val="20"/>
-                <w:szCs w:val="20"/>
-              </w:rPr>
               <w:tab/>
             </w:r>
             <w:r>
               <w:rPr>
                 <w:rFonts w:ascii="Avenir Next" w:hAnsi="Avenir Next" w:cs="Avenir Next" w:eastAsia="Avenir Next"/>
                 <w:color w:val="1A1A1A"/>
-                <w:sz w:val="20"/>
+                <w:sz w:val="22"/>
                 <w:szCs w:val="20"/>
               </w:rPr>
               <w:t xml:space="preserve">12</w:t>
@@ -1076,7 +1080,7 @@
                 <w:rFonts w:ascii="Avenir Next" w:hAnsi="Avenir Next" w:cs="Avenir Next" w:eastAsia="Avenir Next"/>
                 <w:i/>
                 <w:color w:val="1A1A1A"/>
-                <w:sz w:val="20"/>
+                <w:sz w:val="22"/>
                 <w:szCs w:val="20"/>
               </w:rPr>
               <w:t xml:space="preserve">k</w:t>
@@ -1085,7 +1089,7 @@
               <w:rPr>
                 <w:rFonts w:ascii="Avenir Next" w:hAnsi="Avenir Next" w:cs="Avenir Next" w:eastAsia="Avenir Next"/>
                 <w:color w:val="1A1A1A"/>
-                <w:sz w:val="20"/>
+                <w:sz w:val="22"/>
                 <w:szCs w:val="20"/>
               </w:rPr>
               <w:t xml:space="preserve"> = 84</w:t>
@@ -1129,25 +1133,25 @@
                 <w:rFonts w:ascii="Avenir Next" w:hAnsi="Avenir Next" w:cs="Avenir Next" w:eastAsia="Avenir Next"/>
                 <w:b/>
                 <w:color w:val="003A70"/>
+                <w:sz w:val="22"/>
+                <w:szCs w:val="20"/>
+              </w:rPr>
+              <w:t xml:space="preserve">e.</w:t>
+            </w:r>
+            <w:r>
+              <w:rPr>
+                <w:rFonts w:ascii="Avenir Next" w:hAnsi="Avenir Next" w:cs="Avenir Next" w:eastAsia="Avenir Next"/>
+                <w:color w:val="1A1A1A"/>
                 <w:sz w:val="20"/>
                 <w:szCs w:val="20"/>
               </w:rPr>
-              <w:t xml:space="preserve">e.</w:t>
-            </w:r>
-            <w:r>
-              <w:rPr>
-                <w:rFonts w:ascii="Avenir Next" w:hAnsi="Avenir Next" w:cs="Avenir Next" w:eastAsia="Avenir Next"/>
-                <w:color w:val="1A1A1A"/>
-                <w:sz w:val="20"/>
-                <w:szCs w:val="20"/>
-              </w:rPr>
               <w:tab/>
             </w:r>
             <w:r>
               <w:rPr>
                 <w:rFonts w:ascii="Avenir Next" w:hAnsi="Avenir Next" w:cs="Avenir Next" w:eastAsia="Avenir Next"/>
                 <w:color w:val="1A1A1A"/>
-                <w:sz w:val="20"/>
+                <w:sz w:val="22"/>
                 <w:szCs w:val="20"/>
               </w:rPr>
               <w:t xml:space="preserve">5</w:t>
@@ -1157,7 +1161,7 @@
                 <w:rFonts w:ascii="Avenir Next" w:hAnsi="Avenir Next" w:cs="Avenir Next" w:eastAsia="Avenir Next"/>
                 <w:i/>
                 <w:color w:val="1A1A1A"/>
-                <w:sz w:val="20"/>
+                <w:sz w:val="22"/>
                 <w:szCs w:val="20"/>
               </w:rPr>
               <w:t xml:space="preserve">m</w:t>
@@ -1166,7 +1170,7 @@
               <w:rPr>
                 <w:rFonts w:ascii="Avenir Next" w:hAnsi="Avenir Next" w:cs="Avenir Next" w:eastAsia="Avenir Next"/>
                 <w:color w:val="1A1A1A"/>
-                <w:sz w:val="20"/>
+                <w:sz w:val="22"/>
                 <w:szCs w:val="20"/>
               </w:rPr>
               <w:t xml:space="preserve"> = 85</w:t>
@@ -1210,25 +1214,25 @@
                 <w:rFonts w:ascii="Avenir Next" w:hAnsi="Avenir Next" w:cs="Avenir Next" w:eastAsia="Avenir Next"/>
                 <w:b/>
                 <w:color w:val="003A70"/>
+                <w:sz w:val="22"/>
+                <w:szCs w:val="20"/>
+              </w:rPr>
+              <w:t xml:space="preserve">f.</w:t>
+            </w:r>
+            <w:r>
+              <w:rPr>
+                <w:rFonts w:ascii="Avenir Next" w:hAnsi="Avenir Next" w:cs="Avenir Next" w:eastAsia="Avenir Next"/>
+                <w:color w:val="1A1A1A"/>
                 <w:sz w:val="20"/>
                 <w:szCs w:val="20"/>
               </w:rPr>
-              <w:t xml:space="preserve">f.</w:t>
-            </w:r>
-            <w:r>
-              <w:rPr>
-                <w:rFonts w:ascii="Avenir Next" w:hAnsi="Avenir Next" w:cs="Avenir Next" w:eastAsia="Avenir Next"/>
-                <w:color w:val="1A1A1A"/>
-                <w:sz w:val="20"/>
-                <w:szCs w:val="20"/>
-              </w:rPr>
               <w:tab/>
             </w:r>
             <w:r>
               <w:rPr>
                 <w:rFonts w:ascii="Avenir Next" w:hAnsi="Avenir Next" w:cs="Avenir Next" w:eastAsia="Avenir Next"/>
                 <w:color w:val="1A1A1A"/>
-                <w:sz w:val="20"/>
+                <w:sz w:val="22"/>
                 <w:szCs w:val="20"/>
               </w:rPr>
               <w:t xml:space="preserve">3</w:t>
@@ -1238,7 +1242,7 @@
                 <w:rFonts w:ascii="Avenir Next" w:hAnsi="Avenir Next" w:cs="Avenir Next" w:eastAsia="Avenir Next"/>
                 <w:i/>
                 <w:color w:val="1A1A1A"/>
-                <w:sz w:val="20"/>
+                <w:sz w:val="22"/>
                 <w:szCs w:val="20"/>
               </w:rPr>
               <w:t xml:space="preserve">w</w:t>
@@ -1247,7 +1251,7 @@
               <w:rPr>
                 <w:rFonts w:ascii="Avenir Next" w:hAnsi="Avenir Next" w:cs="Avenir Next" w:eastAsia="Avenir Next"/>
                 <w:color w:val="1A1A1A"/>
-                <w:sz w:val="20"/>
+                <w:sz w:val="22"/>
                 <w:szCs w:val="20"/>
               </w:rPr>
               <w:t xml:space="preserve"> = 4.5</w:t>
@@ -1294,25 +1298,25 @@
           <w:rFonts w:ascii="Avenir Next" w:hAnsi="Avenir Next" w:cs="Avenir Next" w:eastAsia="Avenir Next"/>
           <w:b/>
           <w:color w:val="1A1A1A"/>
+          <w:sz w:val="22"/>
+          <w:szCs w:val="20"/>
+        </w:rPr>
+        <w:t xml:space="preserve">2.</w:t>
+      </w:r>
+      <w:r>
+        <w:rPr>
+          <w:rFonts w:ascii="Avenir Next" w:hAnsi="Avenir Next" w:cs="Avenir Next" w:eastAsia="Avenir Next"/>
+          <w:color w:val="1A1A1A"/>
           <w:sz w:val="20"/>
           <w:szCs w:val="20"/>
         </w:rPr>
-        <w:t xml:space="preserve">2.</w:t>
-      </w:r>
-      <w:r>
-        <w:rPr>
-          <w:rFonts w:ascii="Avenir Next" w:hAnsi="Avenir Next" w:cs="Avenir Next" w:eastAsia="Avenir Next"/>
-          <w:color w:val="1A1A1A"/>
-          <w:sz w:val="20"/>
-          <w:szCs w:val="20"/>
-        </w:rPr>
         <w:tab/>
       </w:r>
       <w:r>
         <w:rPr>
           <w:rFonts w:ascii="Avenir Next" w:hAnsi="Avenir Next" w:cs="Avenir Next" w:eastAsia="Avenir Next"/>
           <w:color w:val="1A1A1A"/>
-          <w:sz w:val="20"/>
+          <w:sz w:val="22"/>
           <w:szCs w:val="20"/>
         </w:rPr>
         <w:t xml:space="preserve">Write a multiplication equation for the tape diagram. Then solve it.</w:t>
@@ -1331,7 +1335,7 @@
         <w:drawing>
           <wp:inline distT="0" distB="0" distL="0" distR="0">
             <wp:extent cx="3291840" cy="551025"/>
-            <wp:docPr id="2" name="Figure 2"/>
+            <wp:docPr id="2" name="Figure 2" descr="Tape diagram. : 5 equal sections; section labels c, c, c, c, c. Total label: 65."/>
             <a:graphic xmlns:a="http://schemas.openxmlformats.org/drawingml/2006/main">
               <a:graphicData uri="http://schemas.openxmlformats.org/drawingml/2006/picture">
                 <pic:pic xmlns:pic="http://schemas.openxmlformats.org/drawingml/2006/picture">
@@ -1374,7 +1378,7 @@
           <w:rFonts w:ascii="Avenir Next" w:hAnsi="Avenir Next" w:cs="Avenir Next" w:eastAsia="Avenir Next"/>
           <w:b/>
           <w:color w:val="1A1A1A"/>
-          <w:sz w:val="18"/>
+          <w:sz w:val="22"/>
           <w:szCs w:val="18"/>
         </w:rPr>
         <w:t xml:space="preserve">Equation and solution</w:t>
@@ -1408,18 +1412,18 @@
           <w:rFonts w:ascii="Avenir Next" w:hAnsi="Avenir Next" w:cs="Avenir Next" w:eastAsia="Avenir Next"/>
           <w:b/>
           <w:color w:val="1A1A1A"/>
+          <w:sz w:val="22"/>
+          <w:szCs w:val="20"/>
+        </w:rPr>
+        <w:t xml:space="preserve">3.</w:t>
+      </w:r>
+      <w:r>
+        <w:rPr>
+          <w:rFonts w:ascii="Avenir Next" w:hAnsi="Avenir Next" w:cs="Avenir Next" w:eastAsia="Avenir Next"/>
+          <w:color w:val="1A1A1A"/>
           <w:sz w:val="20"/>
           <w:szCs w:val="20"/>
         </w:rPr>
-        <w:t xml:space="preserve">3.</w:t>
-      </w:r>
-      <w:r>
-        <w:rPr>
-          <w:rFonts w:ascii="Avenir Next" w:hAnsi="Avenir Next" w:cs="Avenir Next" w:eastAsia="Avenir Next"/>
-          <w:color w:val="1A1A1A"/>
-          <w:sz w:val="20"/>
-          <w:szCs w:val="20"/>
-        </w:rPr>
         <w:tab/>
       </w:r>
       <w:r>
@@ -1427,7 +1431,7 @@
           <w:rFonts w:ascii="Avenir Next" w:hAnsi="Avenir Next" w:cs="Avenir Next" w:eastAsia="Avenir Next"/>
           <w:b/>
           <w:color w:val="1A1A1A"/>
-          <w:sz w:val="20"/>
+          <w:sz w:val="22"/>
           <w:szCs w:val="20"/>
         </w:rPr>
         <w:t xml:space="preserve">Bus Fare.  </w:t>
@@ -1436,7 +1440,7 @@
         <w:rPr>
           <w:rFonts w:ascii="Avenir Next" w:hAnsi="Avenir Next" w:cs="Avenir Next" w:eastAsia="Avenir Next"/>
           <w:color w:val="1A1A1A"/>
-          <w:sz w:val="20"/>
+          <w:sz w:val="22"/>
           <w:szCs w:val="20"/>
         </w:rPr>
         <w:t xml:space="preserve">A family pays $11.25 for 5 bus fares. Each fare costs the same. Write and solve an equation for the cost of one fare, </w:t>
@@ -1446,7 +1450,7 @@
           <w:rFonts w:ascii="Avenir Next" w:hAnsi="Avenir Next" w:cs="Avenir Next" w:eastAsia="Avenir Next"/>
           <w:i/>
           <w:color w:val="1A1A1A"/>
-          <w:sz w:val="20"/>
+          <w:sz w:val="22"/>
           <w:szCs w:val="20"/>
         </w:rPr>
         <w:t xml:space="preserve">f</w:t>
@@ -1455,7 +1459,7 @@
         <w:rPr>
           <w:rFonts w:ascii="Avenir Next" w:hAnsi="Avenir Next" w:cs="Avenir Next" w:eastAsia="Avenir Next"/>
           <w:color w:val="1A1A1A"/>
-          <w:sz w:val="20"/>
+          <w:sz w:val="22"/>
           <w:szCs w:val="20"/>
         </w:rPr>
         <w:t xml:space="preserve">. Check your answer.</w:t>
@@ -1532,25 +1536,25 @@
           <w:rFonts w:ascii="Avenir Next" w:hAnsi="Avenir Next" w:cs="Avenir Next" w:eastAsia="Avenir Next"/>
           <w:b/>
           <w:color w:val="1A1A1A"/>
+          <w:sz w:val="22"/>
+          <w:szCs w:val="18"/>
+        </w:rPr>
+        <w:t xml:space="preserve">Answer</w:t>
+      </w:r>
+      <w:r>
+        <w:rPr>
+          <w:rFonts w:ascii="Avenir Next" w:hAnsi="Avenir Next" w:cs="Avenir Next" w:eastAsia="Avenir Next"/>
+          <w:color w:val="1A1A1A"/>
           <w:sz w:val="18"/>
           <w:szCs w:val="18"/>
         </w:rPr>
-        <w:t xml:space="preserve">Answer</w:t>
-      </w:r>
-      <w:r>
-        <w:rPr>
-          <w:rFonts w:ascii="Avenir Next" w:hAnsi="Avenir Next" w:cs="Avenir Next" w:eastAsia="Avenir Next"/>
-          <w:color w:val="1A1A1A"/>
-          <w:sz w:val="18"/>
-          <w:szCs w:val="18"/>
-        </w:rPr>
         <w:tab/>
       </w:r>
       <w:r>
         <w:rPr>
           <w:rFonts w:ascii="Avenir Next" w:hAnsi="Avenir Next" w:cs="Avenir Next" w:eastAsia="Avenir Next"/>
           <w:color w:val="1A1A1A"/>
-          <w:sz w:val="18"/>
+          <w:sz w:val="22"/>
           <w:szCs w:val="18"/>
         </w:rPr>
         <w:t xml:space="preserve">  dollars</w:t>
@@ -1575,18 +1579,18 @@
           <w:rFonts w:ascii="Avenir Next" w:hAnsi="Avenir Next" w:cs="Avenir Next" w:eastAsia="Avenir Next"/>
           <w:b/>
           <w:color w:val="1A1A1A"/>
+          <w:sz w:val="22"/>
+          <w:szCs w:val="20"/>
+        </w:rPr>
+        <w:t xml:space="preserve">4.</w:t>
+      </w:r>
+      <w:r>
+        <w:rPr>
+          <w:rFonts w:ascii="Avenir Next" w:hAnsi="Avenir Next" w:cs="Avenir Next" w:eastAsia="Avenir Next"/>
+          <w:color w:val="1A1A1A"/>
           <w:sz w:val="20"/>
           <w:szCs w:val="20"/>
         </w:rPr>
-        <w:t xml:space="preserve">4.</w:t>
-      </w:r>
-      <w:r>
-        <w:rPr>
-          <w:rFonts w:ascii="Avenir Next" w:hAnsi="Avenir Next" w:cs="Avenir Next" w:eastAsia="Avenir Next"/>
-          <w:color w:val="1A1A1A"/>
-          <w:sz w:val="20"/>
-          <w:szCs w:val="20"/>
-        </w:rPr>
         <w:tab/>
       </w:r>
       <w:r>
@@ -1594,7 +1598,7 @@
           <w:rFonts w:ascii="Avenir Next" w:hAnsi="Avenir Next" w:cs="Avenir Next" w:eastAsia="Avenir Next"/>
           <w:b/>
           <w:color w:val="1A1A1A"/>
-          <w:sz w:val="20"/>
+          <w:sz w:val="22"/>
           <w:szCs w:val="20"/>
         </w:rPr>
         <w:t xml:space="preserve">Garden Rows.  </w:t>
@@ -1603,7 +1607,7 @@
         <w:rPr>
           <w:rFonts w:ascii="Avenir Next" w:hAnsi="Avenir Next" w:cs="Avenir Next" w:eastAsia="Avenir Next"/>
           <w:color w:val="1A1A1A"/>
-          <w:sz w:val="20"/>
+          <w:sz w:val="22"/>
           <w:szCs w:val="20"/>
         </w:rPr>
         <w:t xml:space="preserve">Ms. Bell plants 84 seedlings in 6 equal rows. Write and solve a multiplication equation for </w:t>
@@ -1613,7 +1617,7 @@
           <w:rFonts w:ascii="Avenir Next" w:hAnsi="Avenir Next" w:cs="Avenir Next" w:eastAsia="Avenir Next"/>
           <w:i/>
           <w:color w:val="1A1A1A"/>
-          <w:sz w:val="20"/>
+          <w:sz w:val="22"/>
           <w:szCs w:val="20"/>
         </w:rPr>
         <w:t xml:space="preserve">s</w:t>
@@ -1622,7 +1626,7 @@
         <w:rPr>
           <w:rFonts w:ascii="Avenir Next" w:hAnsi="Avenir Next" w:cs="Avenir Next" w:eastAsia="Avenir Next"/>
           <w:color w:val="1A1A1A"/>
-          <w:sz w:val="20"/>
+          <w:sz w:val="22"/>
           <w:szCs w:val="20"/>
         </w:rPr>
         <w:t xml:space="preserve">, the seedlings in each row.</w:t>
@@ -1641,25 +1645,25 @@
           <w:rFonts w:ascii="Avenir Next" w:hAnsi="Avenir Next" w:cs="Avenir Next" w:eastAsia="Avenir Next"/>
           <w:b/>
           <w:color w:val="1A1A1A"/>
+          <w:sz w:val="22"/>
+          <w:szCs w:val="18"/>
+        </w:rPr>
+        <w:t xml:space="preserve">Answer</w:t>
+      </w:r>
+      <w:r>
+        <w:rPr>
+          <w:rFonts w:ascii="Avenir Next" w:hAnsi="Avenir Next" w:cs="Avenir Next" w:eastAsia="Avenir Next"/>
+          <w:color w:val="1A1A1A"/>
           <w:sz w:val="18"/>
           <w:szCs w:val="18"/>
         </w:rPr>
-        <w:t xml:space="preserve">Answer</w:t>
-      </w:r>
-      <w:r>
-        <w:rPr>
-          <w:rFonts w:ascii="Avenir Next" w:hAnsi="Avenir Next" w:cs="Avenir Next" w:eastAsia="Avenir Next"/>
-          <w:color w:val="1A1A1A"/>
-          <w:sz w:val="18"/>
-          <w:szCs w:val="18"/>
-        </w:rPr>
         <w:tab/>
       </w:r>
       <w:r>
         <w:rPr>
           <w:rFonts w:ascii="Avenir Next" w:hAnsi="Avenir Next" w:cs="Avenir Next" w:eastAsia="Avenir Next"/>
           <w:color w:val="1A1A1A"/>
-          <w:sz w:val="18"/>
+          <w:sz w:val="22"/>
           <w:szCs w:val="18"/>
         </w:rPr>
         <w:t xml:space="preserve">  seedlings</w:t>
@@ -1684,18 +1688,18 @@
           <w:rFonts w:ascii="Avenir Next" w:hAnsi="Avenir Next" w:cs="Avenir Next" w:eastAsia="Avenir Next"/>
           <w:b/>
           <w:color w:val="1A1A1A"/>
+          <w:sz w:val="22"/>
+          <w:szCs w:val="20"/>
+        </w:rPr>
+        <w:t xml:space="preserve">5.</w:t>
+      </w:r>
+      <w:r>
+        <w:rPr>
+          <w:rFonts w:ascii="Avenir Next" w:hAnsi="Avenir Next" w:cs="Avenir Next" w:eastAsia="Avenir Next"/>
+          <w:color w:val="1A1A1A"/>
           <w:sz w:val="20"/>
           <w:szCs w:val="20"/>
         </w:rPr>
-        <w:t xml:space="preserve">5.</w:t>
-      </w:r>
-      <w:r>
-        <w:rPr>
-          <w:rFonts w:ascii="Avenir Next" w:hAnsi="Avenir Next" w:cs="Avenir Next" w:eastAsia="Avenir Next"/>
-          <w:color w:val="1A1A1A"/>
-          <w:sz w:val="20"/>
-          <w:szCs w:val="20"/>
-        </w:rPr>
         <w:tab/>
       </w:r>
       <w:r>
@@ -1703,7 +1707,7 @@
           <w:rFonts w:ascii="Avenir Next" w:hAnsi="Avenir Next" w:cs="Avenir Next" w:eastAsia="Avenir Next"/>
           <w:b/>
           <w:color w:val="1A1A1A"/>
-          <w:sz w:val="20"/>
+          <w:sz w:val="22"/>
           <w:szCs w:val="20"/>
         </w:rPr>
         <w:t xml:space="preserve">Compare.  </w:t>
@@ -1712,7 +1716,7 @@
         <w:rPr>
           <w:rFonts w:ascii="Avenir Next" w:hAnsi="Avenir Next" w:cs="Avenir Next" w:eastAsia="Avenir Next"/>
           <w:color w:val="1A1A1A"/>
-          <w:sz w:val="20"/>
+          <w:sz w:val="22"/>
           <w:szCs w:val="20"/>
         </w:rPr>
         <w:t xml:space="preserve">Without solving, tell which equation has the greater solution: 4</w:t>
@@ -1722,7 +1726,7 @@
           <w:rFonts w:ascii="Avenir Next" w:hAnsi="Avenir Next" w:cs="Avenir Next" w:eastAsia="Avenir Next"/>
           <w:i/>
           <w:color w:val="1A1A1A"/>
-          <w:sz w:val="20"/>
+          <w:sz w:val="22"/>
           <w:szCs w:val="20"/>
         </w:rPr>
         <w:t xml:space="preserve">n</w:t>
@@ -1731,7 +1735,7 @@
         <w:rPr>
           <w:rFonts w:ascii="Avenir Next" w:hAnsi="Avenir Next" w:cs="Avenir Next" w:eastAsia="Avenir Next"/>
           <w:color w:val="1A1A1A"/>
-          <w:sz w:val="20"/>
+          <w:sz w:val="22"/>
           <w:szCs w:val="20"/>
         </w:rPr>
         <w:t xml:space="preserve"> = 80 or 5</w:t>
@@ -1741,7 +1745,7 @@
           <w:rFonts w:ascii="Avenir Next" w:hAnsi="Avenir Next" w:cs="Avenir Next" w:eastAsia="Avenir Next"/>
           <w:i/>
           <w:color w:val="1A1A1A"/>
-          <w:sz w:val="20"/>
+          <w:sz w:val="22"/>
           <w:szCs w:val="20"/>
         </w:rPr>
         <w:t xml:space="preserve">n</w:t>
@@ -1750,7 +1754,7 @@
         <w:rPr>
           <w:rFonts w:ascii="Avenir Next" w:hAnsi="Avenir Next" w:cs="Avenir Next" w:eastAsia="Avenir Next"/>
           <w:color w:val="1A1A1A"/>
-          <w:sz w:val="20"/>
+          <w:sz w:val="22"/>
           <w:szCs w:val="20"/>
         </w:rPr>
         <w:t xml:space="preserve"> = 80. Explain. Then solve both to check.</w:t>
@@ -1871,6 +1875,7 @@
           </w:tcPr>
           <w:p>
             <w:pPr>
+              <w:pStyle w:val="Heading2"/>
               <w:spacing w:before="0" w:after="0" w:line="240" w:lineRule="auto"/>
             </w:pPr>
             <w:r>
@@ -1908,7 +1913,7 @@
               <w:rPr>
                 <w:rFonts w:ascii="Avenir Next" w:hAnsi="Avenir Next" w:cs="Avenir Next" w:eastAsia="Avenir Next"/>
                 <w:color w:val="1A1A1A"/>
-                <w:sz w:val="17"/>
+                <w:sz w:val="22"/>
                 <w:szCs w:val="17"/>
               </w:rPr>
               <w:t xml:space="preserve">  I can do this on my own</w:t>
@@ -1937,7 +1942,7 @@
               <w:rPr>
                 <w:rFonts w:ascii="Avenir Next" w:hAnsi="Avenir Next" w:cs="Avenir Next" w:eastAsia="Avenir Next"/>
                 <w:color w:val="1A1A1A"/>
-                <w:sz w:val="17"/>
+                <w:sz w:val="22"/>
                 <w:szCs w:val="17"/>
               </w:rPr>
               <w:t xml:space="preserve">  I need a little help</w:t>
@@ -1966,7 +1971,7 @@
               <w:rPr>
                 <w:rFonts w:ascii="Avenir Next" w:hAnsi="Avenir Next" w:cs="Avenir Next" w:eastAsia="Avenir Next"/>
                 <w:color w:val="1A1A1A"/>
-                <w:sz w:val="17"/>
+                <w:sz w:val="22"/>
                 <w:szCs w:val="17"/>
               </w:rPr>
               <w:t xml:space="preserve">  I have a question about #</w:t>
@@ -2004,7 +2009,7 @@
         <w:rPr>
           <w:rFonts w:ascii="Avenir Next" w:hAnsi="Avenir Next" w:cs="Avenir Next" w:eastAsia="Avenir Next"/>
           <w:color w:val="5A5F66"/>
-          <w:sz w:val="17"/>
+          <w:sz w:val="22"/>
           <w:szCs w:val="17"/>
         </w:rPr>
         <w:t xml:space="preserve">Find a package with equal parts (eggs, juice boxes, crayons). Write a multiplication equation for it and solve for one part.</w:t>
@@ -2024,10 +2029,28 @@
         <w:rPr>
           <w:rFonts w:ascii="Avenir Next" w:hAnsi="Avenir Next" w:cs="Avenir Next" w:eastAsia="Avenir Next"/>
           <w:color w:val="1A1A1A"/>
+          <w:sz w:val="22"/>
+          <w:szCs w:val="20"/>
+        </w:rPr>
+        <w:t xml:space="preserve">Name</w:t>
+      </w:r>
+      <w:r>
+        <w:rPr>
+          <w:rFonts w:ascii="Avenir Next" w:hAnsi="Avenir Next" w:cs="Avenir Next" w:eastAsia="Avenir Next"/>
+          <w:color w:val="1A1A1A"/>
           <w:sz w:val="20"/>
           <w:szCs w:val="20"/>
         </w:rPr>
-        <w:t xml:space="preserve">Name</w:t>
+        <w:tab/>
+      </w:r>
+      <w:r>
+        <w:rPr>
+          <w:rFonts w:ascii="Avenir Next" w:hAnsi="Avenir Next" w:cs="Avenir Next" w:eastAsia="Avenir Next"/>
+          <w:color w:val="1A1A1A"/>
+          <w:sz w:val="22"/>
+          <w:szCs w:val="20"/>
+        </w:rPr>
+        <w:t xml:space="preserve">   Date</w:t>
       </w:r>
       <w:r>
         <w:rPr>
@@ -2042,25 +2065,7 @@
         <w:rPr>
           <w:rFonts w:ascii="Avenir Next" w:hAnsi="Avenir Next" w:cs="Avenir Next" w:eastAsia="Avenir Next"/>
           <w:color w:val="1A1A1A"/>
-          <w:sz w:val="20"/>
-          <w:szCs w:val="20"/>
-        </w:rPr>
-        <w:t xml:space="preserve">   Date</w:t>
-      </w:r>
-      <w:r>
-        <w:rPr>
-          <w:rFonts w:ascii="Avenir Next" w:hAnsi="Avenir Next" w:cs="Avenir Next" w:eastAsia="Avenir Next"/>
-          <w:color w:val="1A1A1A"/>
-          <w:sz w:val="20"/>
-          <w:szCs w:val="20"/>
-        </w:rPr>
-        <w:tab/>
-      </w:r>
-      <w:r>
-        <w:rPr>
-          <w:rFonts w:ascii="Avenir Next" w:hAnsi="Avenir Next" w:cs="Avenir Next" w:eastAsia="Avenir Next"/>
-          <w:color w:val="1A1A1A"/>
-          <w:sz w:val="20"/>
+          <w:sz w:val="22"/>
           <w:szCs w:val="20"/>
         </w:rPr>
         <w:t xml:space="preserve">   Period</w:t>
@@ -2087,7 +2092,7 @@
           <w:caps/>
           <w:color w:val="003A70"/>
           <w:spacing w:val="12"/>
-          <w:sz w:val="19"/>
+          <w:sz w:val="22"/>
           <w:szCs w:val="19"/>
         </w:rPr>
         <w:t xml:space="preserve">Lesson 8-3  ·  Homework Packet  ·  Sheet 2 of 2</w:t>
@@ -2095,6 +2100,7 @@
     </w:p>
     <w:p>
       <w:pPr>
+        <w:pStyle w:val="Heading1"/>
         <w:keepNext/>
         <w:spacing w:before="0" w:after="0" w:line="240" w:lineRule="auto"/>
       </w:pPr>
@@ -2120,7 +2126,7 @@
         <w:rPr>
           <w:rFonts w:ascii="Avenir Next" w:hAnsi="Avenir Next" w:cs="Avenir Next" w:eastAsia="Avenir Next"/>
           <w:color w:val="5A5F66"/>
-          <w:sz w:val="17"/>
+          <w:sz w:val="22"/>
           <w:szCs w:val="17"/>
         </w:rPr>
         <w:t xml:space="preserve">Maryland Standard 6.EE.B.7   ·   Learning target — I can solve a division equation by multiplying both sides by the same number.</w:t>
@@ -2167,6 +2173,7 @@
           </w:tcPr>
           <w:p>
             <w:pPr>
+              <w:pStyle w:val="Heading2"/>
               <w:spacing w:before="0" w:after="0" w:line="240" w:lineRule="auto"/>
             </w:pPr>
             <w:r>
@@ -2194,10 +2201,95 @@
                 <w:rFonts w:ascii="Avenir Next" w:hAnsi="Avenir Next" w:cs="Avenir Next" w:eastAsia="Avenir Next"/>
                 <w:b/>
                 <w:color w:val="003A70"/>
+                <w:sz w:val="22"/>
+                <w:szCs w:val="18"/>
+              </w:rPr>
+              <w:t xml:space="preserve">•</w:t>
+            </w:r>
+            <w:r>
+              <w:rPr>
+                <w:rFonts w:ascii="Avenir Next" w:hAnsi="Avenir Next" w:cs="Avenir Next" w:eastAsia="Avenir Next"/>
+                <w:color w:val="1A1A1A"/>
                 <w:sz w:val="18"/>
                 <w:szCs w:val="18"/>
               </w:rPr>
-              <w:t xml:space="preserve">•</w:t>
+              <w:tab/>
+            </w:r>
+            <w:r>
+              <w:rPr>
+                <w:rFonts w:ascii="Avenir Next" w:hAnsi="Avenir Next" w:cs="Avenir Next" w:eastAsia="Avenir Next"/>
+                <w:color w:val="1A1A1A"/>
+                <w:sz w:val="22"/>
+                <w:szCs w:val="18"/>
+              </w:rPr>
+              <w:t xml:space="preserve">To solve </w:t>
+            </w:r>
+            <w:r>
+              <w:rPr>
+                <w:rFonts w:ascii="Avenir Next" w:hAnsi="Avenir Next" w:cs="Avenir Next" w:eastAsia="Avenir Next"/>
+                <w:i/>
+                <w:color w:val="1A1A1A"/>
+                <w:sz w:val="22"/>
+                <w:szCs w:val="18"/>
+              </w:rPr>
+              <w:t xml:space="preserve">x</w:t>
+            </w:r>
+            <w:r>
+              <w:rPr>
+                <w:rFonts w:ascii="Avenir Next" w:hAnsi="Avenir Next" w:cs="Avenir Next" w:eastAsia="Avenir Next"/>
+                <w:color w:val="1A1A1A"/>
+                <w:sz w:val="22"/>
+                <w:szCs w:val="18"/>
+              </w:rPr>
+              <w:t xml:space="preserve"> ÷ </w:t>
+            </w:r>
+            <w:r>
+              <w:rPr>
+                <w:rFonts w:ascii="Avenir Next" w:hAnsi="Avenir Next" w:cs="Avenir Next" w:eastAsia="Avenir Next"/>
+                <w:i/>
+                <w:color w:val="1A1A1A"/>
+                <w:sz w:val="22"/>
+                <w:szCs w:val="18"/>
+              </w:rPr>
+              <w:t xml:space="preserve">a</w:t>
+            </w:r>
+            <w:r>
+              <w:rPr>
+                <w:rFonts w:ascii="Avenir Next" w:hAnsi="Avenir Next" w:cs="Avenir Next" w:eastAsia="Avenir Next"/>
+                <w:color w:val="1A1A1A"/>
+                <w:sz w:val="22"/>
+                <w:szCs w:val="18"/>
+              </w:rPr>
+              <w:t xml:space="preserve"> = </w:t>
+            </w:r>
+            <w:r>
+              <w:rPr>
+                <w:rFonts w:ascii="Avenir Next" w:hAnsi="Avenir Next" w:cs="Avenir Next" w:eastAsia="Avenir Next"/>
+                <w:i/>
+                <w:color w:val="1A1A1A"/>
+                <w:sz w:val="22"/>
+                <w:szCs w:val="18"/>
+              </w:rPr>
+              <w:t xml:space="preserve">b</w:t>
+            </w:r>
+            <w:r>
+              <w:rPr>
+                <w:rFonts w:ascii="Avenir Next" w:hAnsi="Avenir Next" w:cs="Avenir Next" w:eastAsia="Avenir Next"/>
+                <w:color w:val="1A1A1A"/>
+                <w:sz w:val="22"/>
+                <w:szCs w:val="18"/>
+              </w:rPr>
+              <w:t xml:space="preserve">, </w:t>
+            </w:r>
+            <w:r>
+              <w:rPr>
+                <w:rFonts w:ascii="Avenir Next" w:hAnsi="Avenir Next" w:cs="Avenir Next" w:eastAsia="Avenir Next"/>
+                <w:b/>
+                <w:color w:val="1A1A1A"/>
+                <w:sz w:val="22"/>
+                <w:szCs w:val="18"/>
+              </w:rPr>
+              <w:t xml:space="preserve">multiply both sides by</w:t>
             </w:r>
             <w:r>
               <w:rPr>
@@ -2206,42 +2298,14 @@
                 <w:sz w:val="18"/>
                 <w:szCs w:val="18"/>
               </w:rPr>
-              <w:tab/>
-            </w:r>
-            <w:r>
-              <w:rPr>
-                <w:rFonts w:ascii="Avenir Next" w:hAnsi="Avenir Next" w:cs="Avenir Next" w:eastAsia="Avenir Next"/>
-                <w:color w:val="1A1A1A"/>
-                <w:sz w:val="18"/>
-                <w:szCs w:val="18"/>
-              </w:rPr>
-              <w:t xml:space="preserve">To solve </w:t>
+              <w:t xml:space="preserve"> </w:t>
             </w:r>
             <w:r>
               <w:rPr>
                 <w:rFonts w:ascii="Avenir Next" w:hAnsi="Avenir Next" w:cs="Avenir Next" w:eastAsia="Avenir Next"/>
                 <w:i/>
                 <w:color w:val="1A1A1A"/>
-                <w:sz w:val="18"/>
-                <w:szCs w:val="18"/>
-              </w:rPr>
-              <w:t xml:space="preserve">x</w:t>
-            </w:r>
-            <w:r>
-              <w:rPr>
-                <w:rFonts w:ascii="Avenir Next" w:hAnsi="Avenir Next" w:cs="Avenir Next" w:eastAsia="Avenir Next"/>
-                <w:color w:val="1A1A1A"/>
-                <w:sz w:val="18"/>
-                <w:szCs w:val="18"/>
-              </w:rPr>
-              <w:t xml:space="preserve"> ÷ </w:t>
-            </w:r>
-            <w:r>
-              <w:rPr>
-                <w:rFonts w:ascii="Avenir Next" w:hAnsi="Avenir Next" w:cs="Avenir Next" w:eastAsia="Avenir Next"/>
-                <w:i/>
-                <w:color w:val="1A1A1A"/>
-                <w:sz w:val="18"/>
+                <w:sz w:val="22"/>
                 <w:szCs w:val="18"/>
               </w:rPr>
               <w:t xml:space="preserve">a</w:t>
@@ -2250,64 +2314,7 @@
               <w:rPr>
                 <w:rFonts w:ascii="Avenir Next" w:hAnsi="Avenir Next" w:cs="Avenir Next" w:eastAsia="Avenir Next"/>
                 <w:color w:val="1A1A1A"/>
-                <w:sz w:val="18"/>
-                <w:szCs w:val="18"/>
-              </w:rPr>
-              <w:t xml:space="preserve"> = </w:t>
-            </w:r>
-            <w:r>
-              <w:rPr>
-                <w:rFonts w:ascii="Avenir Next" w:hAnsi="Avenir Next" w:cs="Avenir Next" w:eastAsia="Avenir Next"/>
-                <w:i/>
-                <w:color w:val="1A1A1A"/>
-                <w:sz w:val="18"/>
-                <w:szCs w:val="18"/>
-              </w:rPr>
-              <w:t xml:space="preserve">b</w:t>
-            </w:r>
-            <w:r>
-              <w:rPr>
-                <w:rFonts w:ascii="Avenir Next" w:hAnsi="Avenir Next" w:cs="Avenir Next" w:eastAsia="Avenir Next"/>
-                <w:color w:val="1A1A1A"/>
-                <w:sz w:val="18"/>
-                <w:szCs w:val="18"/>
-              </w:rPr>
-              <w:t xml:space="preserve">, </w:t>
-            </w:r>
-            <w:r>
-              <w:rPr>
-                <w:rFonts w:ascii="Avenir Next" w:hAnsi="Avenir Next" w:cs="Avenir Next" w:eastAsia="Avenir Next"/>
-                <w:b/>
-                <w:color w:val="1A1A1A"/>
-                <w:sz w:val="18"/>
-                <w:szCs w:val="18"/>
-              </w:rPr>
-              <w:t xml:space="preserve">multiply both sides by</w:t>
-            </w:r>
-            <w:r>
-              <w:rPr>
-                <w:rFonts w:ascii="Avenir Next" w:hAnsi="Avenir Next" w:cs="Avenir Next" w:eastAsia="Avenir Next"/>
-                <w:color w:val="1A1A1A"/>
-                <w:sz w:val="18"/>
-                <w:szCs w:val="18"/>
-              </w:rPr>
-              <w:t xml:space="preserve"> </w:t>
-            </w:r>
-            <w:r>
-              <w:rPr>
-                <w:rFonts w:ascii="Avenir Next" w:hAnsi="Avenir Next" w:cs="Avenir Next" w:eastAsia="Avenir Next"/>
-                <w:i/>
-                <w:color w:val="1A1A1A"/>
-                <w:sz w:val="18"/>
-                <w:szCs w:val="18"/>
-              </w:rPr>
-              <w:t xml:space="preserve">a</w:t>
-            </w:r>
-            <w:r>
-              <w:rPr>
-                <w:rFonts w:ascii="Avenir Next" w:hAnsi="Avenir Next" w:cs="Avenir Next" w:eastAsia="Avenir Next"/>
-                <w:color w:val="1A1A1A"/>
-                <w:sz w:val="18"/>
+                <w:sz w:val="22"/>
                 <w:szCs w:val="18"/>
               </w:rPr>
               <w:t xml:space="preserve">.</w:t>
@@ -2326,25 +2333,25 @@
                 <w:rFonts w:ascii="Avenir Next" w:hAnsi="Avenir Next" w:cs="Avenir Next" w:eastAsia="Avenir Next"/>
                 <w:b/>
                 <w:color w:val="003A70"/>
+                <w:sz w:val="22"/>
+                <w:szCs w:val="18"/>
+              </w:rPr>
+              <w:t xml:space="preserve">•</w:t>
+            </w:r>
+            <w:r>
+              <w:rPr>
+                <w:rFonts w:ascii="Avenir Next" w:hAnsi="Avenir Next" w:cs="Avenir Next" w:eastAsia="Avenir Next"/>
+                <w:color w:val="1A1A1A"/>
                 <w:sz w:val="18"/>
                 <w:szCs w:val="18"/>
               </w:rPr>
-              <w:t xml:space="preserve">•</w:t>
-            </w:r>
-            <w:r>
-              <w:rPr>
-                <w:rFonts w:ascii="Avenir Next" w:hAnsi="Avenir Next" w:cs="Avenir Next" w:eastAsia="Avenir Next"/>
-                <w:color w:val="1A1A1A"/>
-                <w:sz w:val="18"/>
-                <w:szCs w:val="18"/>
-              </w:rPr>
               <w:tab/>
             </w:r>
             <w:r>
               <w:rPr>
                 <w:rFonts w:ascii="Avenir Next" w:hAnsi="Avenir Next" w:cs="Avenir Next" w:eastAsia="Avenir Next"/>
                 <w:color w:val="1A1A1A"/>
-                <w:sz w:val="18"/>
+                <w:sz w:val="22"/>
                 <w:szCs w:val="18"/>
               </w:rPr>
               <w:t xml:space="preserve">The solution is the </w:t>
@@ -2354,7 +2361,7 @@
                 <w:rFonts w:ascii="Avenir Next" w:hAnsi="Avenir Next" w:cs="Avenir Next" w:eastAsia="Avenir Next"/>
                 <w:b/>
                 <w:color w:val="1A1A1A"/>
-                <w:sz w:val="18"/>
+                <w:sz w:val="22"/>
                 <w:szCs w:val="18"/>
               </w:rPr>
               <w:t xml:space="preserve">whole</w:t>
@@ -2363,7 +2370,7 @@
               <w:rPr>
                 <w:rFonts w:ascii="Avenir Next" w:hAnsi="Avenir Next" w:cs="Avenir Next" w:eastAsia="Avenir Next"/>
                 <w:color w:val="1A1A1A"/>
-                <w:sz w:val="18"/>
+                <w:sz w:val="22"/>
                 <w:szCs w:val="18"/>
               </w:rPr>
               <w:t xml:space="preserve">, so it is greater than </w:t>
@@ -2373,7 +2380,7 @@
                 <w:rFonts w:ascii="Avenir Next" w:hAnsi="Avenir Next" w:cs="Avenir Next" w:eastAsia="Avenir Next"/>
                 <w:i/>
                 <w:color w:val="1A1A1A"/>
-                <w:sz w:val="18"/>
+                <w:sz w:val="22"/>
                 <w:szCs w:val="18"/>
               </w:rPr>
               <w:t xml:space="preserve">b</w:t>
@@ -2382,7 +2389,7 @@
               <w:rPr>
                 <w:rFonts w:ascii="Avenir Next" w:hAnsi="Avenir Next" w:cs="Avenir Next" w:eastAsia="Avenir Next"/>
                 <w:color w:val="1A1A1A"/>
-                <w:sz w:val="18"/>
+                <w:sz w:val="22"/>
                 <w:szCs w:val="18"/>
               </w:rPr>
               <w:t xml:space="preserve">.</w:t>
@@ -2401,18 +2408,18 @@
                 <w:rFonts w:ascii="Avenir Next" w:hAnsi="Avenir Next" w:cs="Avenir Next" w:eastAsia="Avenir Next"/>
                 <w:b/>
                 <w:color w:val="003A70"/>
+                <w:sz w:val="22"/>
+                <w:szCs w:val="18"/>
+              </w:rPr>
+              <w:t xml:space="preserve">•</w:t>
+            </w:r>
+            <w:r>
+              <w:rPr>
+                <w:rFonts w:ascii="Avenir Next" w:hAnsi="Avenir Next" w:cs="Avenir Next" w:eastAsia="Avenir Next"/>
+                <w:color w:val="1A1A1A"/>
                 <w:sz w:val="18"/>
                 <w:szCs w:val="18"/>
               </w:rPr>
-              <w:t xml:space="preserve">•</w:t>
-            </w:r>
-            <w:r>
-              <w:rPr>
-                <w:rFonts w:ascii="Avenir Next" w:hAnsi="Avenir Next" w:cs="Avenir Next" w:eastAsia="Avenir Next"/>
-                <w:color w:val="1A1A1A"/>
-                <w:sz w:val="18"/>
-                <w:szCs w:val="18"/>
-              </w:rPr>
               <w:tab/>
             </w:r>
             <w:r>
@@ -2420,7 +2427,7 @@
                 <w:rFonts w:ascii="Avenir Next" w:hAnsi="Avenir Next" w:cs="Avenir Next" w:eastAsia="Avenir Next"/>
                 <w:b/>
                 <w:color w:val="1A1A1A"/>
-                <w:sz w:val="18"/>
+                <w:sz w:val="22"/>
                 <w:szCs w:val="18"/>
               </w:rPr>
               <w:t xml:space="preserve">Check</w:t>
@@ -2429,7 +2436,7 @@
               <w:rPr>
                 <w:rFonts w:ascii="Avenir Next" w:hAnsi="Avenir Next" w:cs="Avenir Next" w:eastAsia="Avenir Next"/>
                 <w:color w:val="1A1A1A"/>
-                <w:sz w:val="18"/>
+                <w:sz w:val="22"/>
                 <w:szCs w:val="18"/>
               </w:rPr>
               <w:t xml:space="preserve">: divide your solution by </w:t>
@@ -2439,7 +2446,7 @@
                 <w:rFonts w:ascii="Avenir Next" w:hAnsi="Avenir Next" w:cs="Avenir Next" w:eastAsia="Avenir Next"/>
                 <w:i/>
                 <w:color w:val="1A1A1A"/>
-                <w:sz w:val="18"/>
+                <w:sz w:val="22"/>
                 <w:szCs w:val="18"/>
               </w:rPr>
               <w:t xml:space="preserve">a</w:t>
@@ -2448,7 +2455,7 @@
               <w:rPr>
                 <w:rFonts w:ascii="Avenir Next" w:hAnsi="Avenir Next" w:cs="Avenir Next" w:eastAsia="Avenir Next"/>
                 <w:color w:val="1A1A1A"/>
-                <w:sz w:val="18"/>
+                <w:sz w:val="22"/>
                 <w:szCs w:val="18"/>
               </w:rPr>
               <w:t xml:space="preserve">.</w:t>
@@ -2463,6 +2470,7 @@
           </w:tcPr>
           <w:p>
             <w:pPr>
+              <w:pStyle w:val="Heading2"/>
               <w:spacing w:before="0" w:after="0" w:line="240" w:lineRule="auto"/>
             </w:pPr>
             <w:r>
@@ -2485,7 +2493,7 @@
               <w:rPr>
                 <w:rFonts w:ascii="Avenir Next" w:hAnsi="Avenir Next" w:cs="Avenir Next" w:eastAsia="Avenir Next"/>
                 <w:color w:val="1A1A1A"/>
-                <w:sz w:val="17"/>
+                <w:sz w:val="22"/>
                 <w:szCs w:val="17"/>
               </w:rPr>
               <w:t xml:space="preserve">Solve </w:t>
@@ -2495,7 +2503,7 @@
                 <w:rFonts w:ascii="Avenir Next" w:hAnsi="Avenir Next" w:cs="Avenir Next" w:eastAsia="Avenir Next"/>
                 <w:i/>
                 <w:color w:val="1A1A1A"/>
-                <w:sz w:val="17"/>
+                <w:sz w:val="22"/>
                 <w:szCs w:val="17"/>
               </w:rPr>
               <w:t xml:space="preserve">n</w:t>
@@ -2504,7 +2512,7 @@
               <w:rPr>
                 <w:rFonts w:ascii="Avenir Next" w:hAnsi="Avenir Next" w:cs="Avenir Next" w:eastAsia="Avenir Next"/>
                 <w:color w:val="1A1A1A"/>
-                <w:sz w:val="17"/>
+                <w:sz w:val="22"/>
                 <w:szCs w:val="17"/>
               </w:rPr>
               <w:t xml:space="preserve"> ÷ 4 = 15.</w:t>
@@ -2523,44 +2531,44 @@
                 <w:rFonts w:ascii="Avenir Next" w:hAnsi="Avenir Next" w:cs="Avenir Next" w:eastAsia="Avenir Next"/>
                 <w:b/>
                 <w:color w:val="003A70"/>
+                <w:sz w:val="22"/>
+                <w:szCs w:val="17"/>
+              </w:rPr>
+              <w:t xml:space="preserve">Step 1</w:t>
+            </w:r>
+            <w:r>
+              <w:rPr>
+                <w:rFonts w:ascii="Avenir Next" w:hAnsi="Avenir Next" w:cs="Avenir Next" w:eastAsia="Avenir Next"/>
+                <w:color w:val="1A1A1A"/>
                 <w:sz w:val="17"/>
                 <w:szCs w:val="17"/>
               </w:rPr>
-              <w:t xml:space="preserve">Step 1</w:t>
-            </w:r>
-            <w:r>
-              <w:rPr>
-                <w:rFonts w:ascii="Avenir Next" w:hAnsi="Avenir Next" w:cs="Avenir Next" w:eastAsia="Avenir Next"/>
-                <w:color w:val="1A1A1A"/>
-                <w:sz w:val="17"/>
+              <w:tab/>
+            </w:r>
+            <w:r>
+              <w:rPr>
+                <w:rFonts w:ascii="Avenir Next" w:hAnsi="Avenir Next" w:cs="Avenir Next" w:eastAsia="Avenir Next"/>
+                <w:color w:val="1A1A1A"/>
+                <w:sz w:val="22"/>
                 <w:szCs w:val="17"/>
               </w:rPr>
-              <w:tab/>
-            </w:r>
-            <w:r>
-              <w:rPr>
-                <w:rFonts w:ascii="Avenir Next" w:hAnsi="Avenir Next" w:cs="Avenir Next" w:eastAsia="Avenir Next"/>
-                <w:color w:val="1A1A1A"/>
-                <w:sz w:val="17"/>
+              <w:t xml:space="preserve">Multiply both sides by 4: </w:t>
+            </w:r>
+            <w:r>
+              <w:rPr>
+                <w:rFonts w:ascii="Avenir Next" w:hAnsi="Avenir Next" w:cs="Avenir Next" w:eastAsia="Avenir Next"/>
+                <w:i/>
+                <w:color w:val="1A1A1A"/>
+                <w:sz w:val="22"/>
                 <w:szCs w:val="17"/>
               </w:rPr>
-              <w:t xml:space="preserve">Multiply both sides by 4: </w:t>
-            </w:r>
-            <w:r>
-              <w:rPr>
-                <w:rFonts w:ascii="Avenir Next" w:hAnsi="Avenir Next" w:cs="Avenir Next" w:eastAsia="Avenir Next"/>
-                <w:i/>
-                <w:color w:val="1A1A1A"/>
-                <w:sz w:val="17"/>
-                <w:szCs w:val="17"/>
-              </w:rPr>
               <w:t xml:space="preserve">n</w:t>
             </w:r>
             <w:r>
               <w:rPr>
                 <w:rFonts w:ascii="Avenir Next" w:hAnsi="Avenir Next" w:cs="Avenir Next" w:eastAsia="Avenir Next"/>
                 <w:color w:val="1A1A1A"/>
-                <w:sz w:val="17"/>
+                <w:sz w:val="22"/>
                 <w:szCs w:val="17"/>
               </w:rPr>
               <w:t xml:space="preserve"> = 15 × 4 = 60</w:t>
@@ -2579,25 +2587,25 @@
                 <w:rFonts w:ascii="Avenir Next" w:hAnsi="Avenir Next" w:cs="Avenir Next" w:eastAsia="Avenir Next"/>
                 <w:b/>
                 <w:color w:val="003A70"/>
+                <w:sz w:val="22"/>
+                <w:szCs w:val="17"/>
+              </w:rPr>
+              <w:t xml:space="preserve">Step 2</w:t>
+            </w:r>
+            <w:r>
+              <w:rPr>
+                <w:rFonts w:ascii="Avenir Next" w:hAnsi="Avenir Next" w:cs="Avenir Next" w:eastAsia="Avenir Next"/>
+                <w:color w:val="1A1A1A"/>
                 <w:sz w:val="17"/>
                 <w:szCs w:val="17"/>
               </w:rPr>
-              <w:t xml:space="preserve">Step 2</w:t>
-            </w:r>
-            <w:r>
-              <w:rPr>
-                <w:rFonts w:ascii="Avenir Next" w:hAnsi="Avenir Next" w:cs="Avenir Next" w:eastAsia="Avenir Next"/>
-                <w:color w:val="1A1A1A"/>
-                <w:sz w:val="17"/>
-                <w:szCs w:val="17"/>
-              </w:rPr>
               <w:tab/>
             </w:r>
             <w:r>
               <w:rPr>
                 <w:rFonts w:ascii="Avenir Next" w:hAnsi="Avenir Next" w:cs="Avenir Next" w:eastAsia="Avenir Next"/>
                 <w:color w:val="1A1A1A"/>
-                <w:sz w:val="17"/>
+                <w:sz w:val="22"/>
                 <w:szCs w:val="17"/>
               </w:rPr>
               <w:t xml:space="preserve">Check: 60 ÷ 4 = 15, so it checks.</w:t>
@@ -2616,18 +2624,18 @@
                 <w:rFonts w:ascii="Avenir Next" w:hAnsi="Avenir Next" w:cs="Avenir Next" w:eastAsia="Avenir Next"/>
                 <w:b/>
                 <w:color w:val="1A1A1A"/>
+                <w:sz w:val="22"/>
+                <w:szCs w:val="17"/>
+              </w:rPr>
+              <w:t xml:space="preserve">Answer</w:t>
+            </w:r>
+            <w:r>
+              <w:rPr>
+                <w:rFonts w:ascii="Avenir Next" w:hAnsi="Avenir Next" w:cs="Avenir Next" w:eastAsia="Avenir Next"/>
+                <w:color w:val="1A1A1A"/>
                 <w:sz w:val="17"/>
                 <w:szCs w:val="17"/>
               </w:rPr>
-              <w:t xml:space="preserve">Answer</w:t>
-            </w:r>
-            <w:r>
-              <w:rPr>
-                <w:rFonts w:ascii="Avenir Next" w:hAnsi="Avenir Next" w:cs="Avenir Next" w:eastAsia="Avenir Next"/>
-                <w:color w:val="1A1A1A"/>
-                <w:sz w:val="17"/>
-                <w:szCs w:val="17"/>
-              </w:rPr>
               <w:tab/>
             </w:r>
             <w:r>
@@ -2636,7 +2644,7 @@
                 <w:b/>
                 <w:i/>
                 <w:color w:val="1A1A1A"/>
-                <w:sz w:val="17"/>
+                <w:sz w:val="22"/>
                 <w:szCs w:val="17"/>
               </w:rPr>
               <w:t xml:space="preserve">n</w:t>
@@ -2646,7 +2654,7 @@
                 <w:rFonts w:ascii="Avenir Next" w:hAnsi="Avenir Next" w:cs="Avenir Next" w:eastAsia="Avenir Next"/>
                 <w:b/>
                 <w:color w:val="1A1A1A"/>
-                <w:sz w:val="17"/>
+                <w:sz w:val="22"/>
                 <w:szCs w:val="17"/>
               </w:rPr>
               <w:t xml:space="preserve"> = 60</w:t>
@@ -2657,6 +2665,7 @@
     </w:tbl>
     <w:p>
       <w:pPr>
+        <w:pStyle w:val="Heading2"/>
         <w:keepNext/>
         <w:pBdr>
           <w:bottom w:val="single" w:sz="8" w:space="3" w:color="003A70"/>
@@ -2672,7 +2681,7 @@
           <w:b/>
           <w:color w:val="003A70"/>
           <w:spacing w:val="14"/>
-          <w:sz w:val="19"/>
+          <w:sz w:val="22"/>
           <w:szCs w:val="19"/>
         </w:rPr>
         <w:t xml:space="preserve">PRACTICE</w:t>
@@ -2691,7 +2700,7 @@
           <w:rFonts w:ascii="Avenir Next" w:hAnsi="Avenir Next" w:cs="Avenir Next" w:eastAsia="Avenir Next"/>
           <w:i/>
           <w:color w:val="5A5F66"/>
-          <w:sz w:val="17"/>
+          <w:sz w:val="22"/>
           <w:szCs w:val="17"/>
         </w:rPr>
         <w:t xml:space="preserve">show your work · label units</w:t>
@@ -2711,25 +2720,25 @@
           <w:rFonts w:ascii="Avenir Next" w:hAnsi="Avenir Next" w:cs="Avenir Next" w:eastAsia="Avenir Next"/>
           <w:b/>
           <w:color w:val="1A1A1A"/>
+          <w:sz w:val="22"/>
+          <w:szCs w:val="20"/>
+        </w:rPr>
+        <w:t xml:space="preserve">1.</w:t>
+      </w:r>
+      <w:r>
+        <w:rPr>
+          <w:rFonts w:ascii="Avenir Next" w:hAnsi="Avenir Next" w:cs="Avenir Next" w:eastAsia="Avenir Next"/>
+          <w:color w:val="1A1A1A"/>
           <w:sz w:val="20"/>
           <w:szCs w:val="20"/>
         </w:rPr>
-        <w:t xml:space="preserve">1.</w:t>
-      </w:r>
-      <w:r>
-        <w:rPr>
-          <w:rFonts w:ascii="Avenir Next" w:hAnsi="Avenir Next" w:cs="Avenir Next" w:eastAsia="Avenir Next"/>
-          <w:color w:val="1A1A1A"/>
-          <w:sz w:val="20"/>
-          <w:szCs w:val="20"/>
-        </w:rPr>
         <w:tab/>
       </w:r>
       <w:r>
         <w:rPr>
           <w:rFonts w:ascii="Avenir Next" w:hAnsi="Avenir Next" w:cs="Avenir Next" w:eastAsia="Avenir Next"/>
           <w:color w:val="1A1A1A"/>
-          <w:sz w:val="20"/>
+          <w:sz w:val="22"/>
           <w:szCs w:val="20"/>
         </w:rPr>
         <w:t xml:space="preserve">Solve each equation.</w:t>
@@ -2785,18 +2794,18 @@
                 <w:rFonts w:ascii="Avenir Next" w:hAnsi="Avenir Next" w:cs="Avenir Next" w:eastAsia="Avenir Next"/>
                 <w:b/>
                 <w:color w:val="003A70"/>
+                <w:sz w:val="22"/>
+                <w:szCs w:val="20"/>
+              </w:rPr>
+              <w:t xml:space="preserve">a.</w:t>
+            </w:r>
+            <w:r>
+              <w:rPr>
+                <w:rFonts w:ascii="Avenir Next" w:hAnsi="Avenir Next" w:cs="Avenir Next" w:eastAsia="Avenir Next"/>
+                <w:color w:val="1A1A1A"/>
                 <w:sz w:val="20"/>
                 <w:szCs w:val="20"/>
               </w:rPr>
-              <w:t xml:space="preserve">a.</w:t>
-            </w:r>
-            <w:r>
-              <w:rPr>
-                <w:rFonts w:ascii="Avenir Next" w:hAnsi="Avenir Next" w:cs="Avenir Next" w:eastAsia="Avenir Next"/>
-                <w:color w:val="1A1A1A"/>
-                <w:sz w:val="20"/>
-                <w:szCs w:val="20"/>
-              </w:rPr>
               <w:tab/>
             </w:r>
             <w:r>
@@ -2804,7 +2813,7 @@
                 <w:rFonts w:ascii="Avenir Next" w:hAnsi="Avenir Next" w:cs="Avenir Next" w:eastAsia="Avenir Next"/>
                 <w:i/>
                 <w:color w:val="1A1A1A"/>
-                <w:sz w:val="20"/>
+                <w:sz w:val="22"/>
                 <w:szCs w:val="20"/>
               </w:rPr>
               <w:t xml:space="preserve">n</w:t>
@@ -2813,7 +2822,7 @@
               <w:rPr>
                 <w:rFonts w:ascii="Avenir Next" w:hAnsi="Avenir Next" w:cs="Avenir Next" w:eastAsia="Avenir Next"/>
                 <w:color w:val="1A1A1A"/>
-                <w:sz w:val="20"/>
+                <w:sz w:val="22"/>
                 <w:szCs w:val="20"/>
               </w:rPr>
               <w:t xml:space="preserve"> ÷ 7 = 6</w:t>
@@ -2857,18 +2866,18 @@
                 <w:rFonts w:ascii="Avenir Next" w:hAnsi="Avenir Next" w:cs="Avenir Next" w:eastAsia="Avenir Next"/>
                 <w:b/>
                 <w:color w:val="003A70"/>
+                <w:sz w:val="22"/>
+                <w:szCs w:val="20"/>
+              </w:rPr>
+              <w:t xml:space="preserve">b.</w:t>
+            </w:r>
+            <w:r>
+              <w:rPr>
+                <w:rFonts w:ascii="Avenir Next" w:hAnsi="Avenir Next" w:cs="Avenir Next" w:eastAsia="Avenir Next"/>
+                <w:color w:val="1A1A1A"/>
                 <w:sz w:val="20"/>
                 <w:szCs w:val="20"/>
               </w:rPr>
-              <w:t xml:space="preserve">b.</w:t>
-            </w:r>
-            <w:r>
-              <w:rPr>
-                <w:rFonts w:ascii="Avenir Next" w:hAnsi="Avenir Next" w:cs="Avenir Next" w:eastAsia="Avenir Next"/>
-                <w:color w:val="1A1A1A"/>
-                <w:sz w:val="20"/>
-                <w:szCs w:val="20"/>
-              </w:rPr>
               <w:tab/>
             </w:r>
             <w:r>
@@ -2876,7 +2885,7 @@
                 <w:rFonts w:ascii="Avenir Next" w:hAnsi="Avenir Next" w:cs="Avenir Next" w:eastAsia="Avenir Next"/>
                 <w:i/>
                 <w:color w:val="1A1A1A"/>
-                <w:sz w:val="20"/>
+                <w:sz w:val="22"/>
                 <w:szCs w:val="20"/>
               </w:rPr>
               <w:t xml:space="preserve">y</w:t>
@@ -2885,7 +2894,7 @@
               <w:rPr>
                 <w:rFonts w:ascii="Avenir Next" w:hAnsi="Avenir Next" w:cs="Avenir Next" w:eastAsia="Avenir Next"/>
                 <w:color w:val="1A1A1A"/>
-                <w:sz w:val="20"/>
+                <w:sz w:val="22"/>
                 <w:szCs w:val="20"/>
               </w:rPr>
               <w:t xml:space="preserve"> ÷ 5 = 13</w:t>
@@ -2929,18 +2938,18 @@
                 <w:rFonts w:ascii="Avenir Next" w:hAnsi="Avenir Next" w:cs="Avenir Next" w:eastAsia="Avenir Next"/>
                 <w:b/>
                 <w:color w:val="003A70"/>
+                <w:sz w:val="22"/>
+                <w:szCs w:val="20"/>
+              </w:rPr>
+              <w:t xml:space="preserve">c.</w:t>
+            </w:r>
+            <w:r>
+              <w:rPr>
+                <w:rFonts w:ascii="Avenir Next" w:hAnsi="Avenir Next" w:cs="Avenir Next" w:eastAsia="Avenir Next"/>
+                <w:color w:val="1A1A1A"/>
                 <w:sz w:val="20"/>
                 <w:szCs w:val="20"/>
               </w:rPr>
-              <w:t xml:space="preserve">c.</w:t>
-            </w:r>
-            <w:r>
-              <w:rPr>
-                <w:rFonts w:ascii="Avenir Next" w:hAnsi="Avenir Next" w:cs="Avenir Next" w:eastAsia="Avenir Next"/>
-                <w:color w:val="1A1A1A"/>
-                <w:sz w:val="20"/>
-                <w:szCs w:val="20"/>
-              </w:rPr>
               <w:tab/>
             </w:r>
             <w:r>
@@ -2948,7 +2957,7 @@
                 <w:rFonts w:ascii="Avenir Next" w:hAnsi="Avenir Next" w:cs="Avenir Next" w:eastAsia="Avenir Next"/>
                 <w:i/>
                 <w:color w:val="1A1A1A"/>
-                <w:sz w:val="20"/>
+                <w:sz w:val="22"/>
                 <w:szCs w:val="20"/>
               </w:rPr>
               <w:t xml:space="preserve">k</w:t>
@@ -2957,7 +2966,7 @@
               <w:rPr>
                 <w:rFonts w:ascii="Avenir Next" w:hAnsi="Avenir Next" w:cs="Avenir Next" w:eastAsia="Avenir Next"/>
                 <w:color w:val="1A1A1A"/>
-                <w:sz w:val="20"/>
+                <w:sz w:val="22"/>
                 <w:szCs w:val="20"/>
               </w:rPr>
               <w:t xml:space="preserve"> ÷ 10 = 4.5</w:t>
@@ -3004,25 +3013,25 @@
           <w:rFonts w:ascii="Avenir Next" w:hAnsi="Avenir Next" w:cs="Avenir Next" w:eastAsia="Avenir Next"/>
           <w:b/>
           <w:color w:val="1A1A1A"/>
+          <w:sz w:val="22"/>
+          <w:szCs w:val="20"/>
+        </w:rPr>
+        <w:t xml:space="preserve">2.</w:t>
+      </w:r>
+      <w:r>
+        <w:rPr>
+          <w:rFonts w:ascii="Avenir Next" w:hAnsi="Avenir Next" w:cs="Avenir Next" w:eastAsia="Avenir Next"/>
+          <w:color w:val="1A1A1A"/>
           <w:sz w:val="20"/>
           <w:szCs w:val="20"/>
         </w:rPr>
-        <w:t xml:space="preserve">2.</w:t>
-      </w:r>
-      <w:r>
-        <w:rPr>
-          <w:rFonts w:ascii="Avenir Next" w:hAnsi="Avenir Next" w:cs="Avenir Next" w:eastAsia="Avenir Next"/>
-          <w:color w:val="1A1A1A"/>
-          <w:sz w:val="20"/>
-          <w:szCs w:val="20"/>
-        </w:rPr>
         <w:tab/>
       </w:r>
       <w:r>
         <w:rPr>
           <w:rFonts w:ascii="Avenir Next" w:hAnsi="Avenir Next" w:cs="Avenir Next" w:eastAsia="Avenir Next"/>
           <w:color w:val="1A1A1A"/>
-          <w:sz w:val="20"/>
+          <w:sz w:val="22"/>
           <w:szCs w:val="20"/>
         </w:rPr>
         <w:t xml:space="preserve">Write a division equation for the tape diagram. Then solve it.</w:t>
@@ -3041,7 +3050,7 @@
         <w:drawing>
           <wp:inline distT="0" distB="0" distL="0" distR="0">
             <wp:extent cx="3291840" cy="551025"/>
-            <wp:docPr id="3" name="Figure 3"/>
+            <wp:docPr id="3" name="Figure 3" descr="Tape diagram. : 3 equal sections; section labels 17, 17, 17. Total label: t."/>
             <a:graphic xmlns:a="http://schemas.openxmlformats.org/drawingml/2006/main">
               <a:graphicData uri="http://schemas.openxmlformats.org/drawingml/2006/picture">
                 <pic:pic xmlns:pic="http://schemas.openxmlformats.org/drawingml/2006/picture">
@@ -3084,7 +3093,7 @@
           <w:rFonts w:ascii="Avenir Next" w:hAnsi="Avenir Next" w:cs="Avenir Next" w:eastAsia="Avenir Next"/>
           <w:b/>
           <w:color w:val="1A1A1A"/>
-          <w:sz w:val="18"/>
+          <w:sz w:val="22"/>
           <w:szCs w:val="18"/>
         </w:rPr>
         <w:t xml:space="preserve">Equation and solution</w:t>
@@ -3118,18 +3127,18 @@
           <w:rFonts w:ascii="Avenir Next" w:hAnsi="Avenir Next" w:cs="Avenir Next" w:eastAsia="Avenir Next"/>
           <w:b/>
           <w:color w:val="1A1A1A"/>
+          <w:sz w:val="22"/>
+          <w:szCs w:val="20"/>
+        </w:rPr>
+        <w:t xml:space="preserve">3.</w:t>
+      </w:r>
+      <w:r>
+        <w:rPr>
+          <w:rFonts w:ascii="Avenir Next" w:hAnsi="Avenir Next" w:cs="Avenir Next" w:eastAsia="Avenir Next"/>
+          <w:color w:val="1A1A1A"/>
           <w:sz w:val="20"/>
           <w:szCs w:val="20"/>
         </w:rPr>
-        <w:t xml:space="preserve">3.</w:t>
-      </w:r>
-      <w:r>
-        <w:rPr>
-          <w:rFonts w:ascii="Avenir Next" w:hAnsi="Avenir Next" w:cs="Avenir Next" w:eastAsia="Avenir Next"/>
-          <w:color w:val="1A1A1A"/>
-          <w:sz w:val="20"/>
-          <w:szCs w:val="20"/>
-        </w:rPr>
         <w:tab/>
       </w:r>
       <w:r>
@@ -3137,7 +3146,7 @@
           <w:rFonts w:ascii="Avenir Next" w:hAnsi="Avenir Next" w:cs="Avenir Next" w:eastAsia="Avenir Next"/>
           <w:b/>
           <w:color w:val="1A1A1A"/>
-          <w:sz w:val="20"/>
+          <w:sz w:val="22"/>
           <w:szCs w:val="20"/>
         </w:rPr>
         <w:t xml:space="preserve">Jump Rope.  </w:t>
@@ -3146,7 +3155,7 @@
         <w:rPr>
           <w:rFonts w:ascii="Avenir Next" w:hAnsi="Avenir Next" w:cs="Avenir Next" w:eastAsia="Avenir Next"/>
           <w:color w:val="1A1A1A"/>
-          <w:sz w:val="20"/>
+          <w:sz w:val="22"/>
           <w:szCs w:val="20"/>
         </w:rPr>
         <w:t xml:space="preserve">A rope is cut into 8 equal pieces, each 2.5 meters long. Write and solve a division equation for </w:t>
@@ -3156,7 +3165,7 @@
           <w:rFonts w:ascii="Avenir Next" w:hAnsi="Avenir Next" w:cs="Avenir Next" w:eastAsia="Avenir Next"/>
           <w:i/>
           <w:color w:val="1A1A1A"/>
-          <w:sz w:val="20"/>
+          <w:sz w:val="22"/>
           <w:szCs w:val="20"/>
         </w:rPr>
         <w:t xml:space="preserve">r</w:t>
@@ -3165,7 +3174,7 @@
         <w:rPr>
           <w:rFonts w:ascii="Avenir Next" w:hAnsi="Avenir Next" w:cs="Avenir Next" w:eastAsia="Avenir Next"/>
           <w:color w:val="1A1A1A"/>
-          <w:sz w:val="20"/>
+          <w:sz w:val="22"/>
           <w:szCs w:val="20"/>
         </w:rPr>
         <w:t xml:space="preserve">, the whole rope.</w:t>
@@ -3242,25 +3251,25 @@
           <w:rFonts w:ascii="Avenir Next" w:hAnsi="Avenir Next" w:cs="Avenir Next" w:eastAsia="Avenir Next"/>
           <w:b/>
           <w:color w:val="1A1A1A"/>
+          <w:sz w:val="22"/>
+          <w:szCs w:val="18"/>
+        </w:rPr>
+        <w:t xml:space="preserve">Answer</w:t>
+      </w:r>
+      <w:r>
+        <w:rPr>
+          <w:rFonts w:ascii="Avenir Next" w:hAnsi="Avenir Next" w:cs="Avenir Next" w:eastAsia="Avenir Next"/>
+          <w:color w:val="1A1A1A"/>
           <w:sz w:val="18"/>
           <w:szCs w:val="18"/>
         </w:rPr>
-        <w:t xml:space="preserve">Answer</w:t>
-      </w:r>
-      <w:r>
-        <w:rPr>
-          <w:rFonts w:ascii="Avenir Next" w:hAnsi="Avenir Next" w:cs="Avenir Next" w:eastAsia="Avenir Next"/>
-          <w:color w:val="1A1A1A"/>
-          <w:sz w:val="18"/>
-          <w:szCs w:val="18"/>
-        </w:rPr>
         <w:tab/>
       </w:r>
       <w:r>
         <w:rPr>
           <w:rFonts w:ascii="Avenir Next" w:hAnsi="Avenir Next" w:cs="Avenir Next" w:eastAsia="Avenir Next"/>
           <w:color w:val="1A1A1A"/>
-          <w:sz w:val="18"/>
+          <w:sz w:val="22"/>
           <w:szCs w:val="18"/>
         </w:rPr>
         <w:t xml:space="preserve">  meters</w:t>
@@ -3285,18 +3294,18 @@
           <w:rFonts w:ascii="Avenir Next" w:hAnsi="Avenir Next" w:cs="Avenir Next" w:eastAsia="Avenir Next"/>
           <w:b/>
           <w:color w:val="1A1A1A"/>
+          <w:sz w:val="22"/>
+          <w:szCs w:val="20"/>
+        </w:rPr>
+        <w:t xml:space="preserve">4.</w:t>
+      </w:r>
+      <w:r>
+        <w:rPr>
+          <w:rFonts w:ascii="Avenir Next" w:hAnsi="Avenir Next" w:cs="Avenir Next" w:eastAsia="Avenir Next"/>
+          <w:color w:val="1A1A1A"/>
           <w:sz w:val="20"/>
           <w:szCs w:val="20"/>
         </w:rPr>
-        <w:t xml:space="preserve">4.</w:t>
-      </w:r>
-      <w:r>
-        <w:rPr>
-          <w:rFonts w:ascii="Avenir Next" w:hAnsi="Avenir Next" w:cs="Avenir Next" w:eastAsia="Avenir Next"/>
-          <w:color w:val="1A1A1A"/>
-          <w:sz w:val="20"/>
-          <w:szCs w:val="20"/>
-        </w:rPr>
         <w:tab/>
       </w:r>
       <w:r>
@@ -3304,7 +3313,7 @@
           <w:rFonts w:ascii="Avenir Next" w:hAnsi="Avenir Next" w:cs="Avenir Next" w:eastAsia="Avenir Next"/>
           <w:b/>
           <w:color w:val="1A1A1A"/>
-          <w:sz w:val="20"/>
+          <w:sz w:val="22"/>
           <w:szCs w:val="20"/>
         </w:rPr>
         <w:t xml:space="preserve">Pizza Party.  </w:t>
@@ -3313,7 +3322,7 @@
         <w:rPr>
           <w:rFonts w:ascii="Avenir Next" w:hAnsi="Avenir Next" w:cs="Avenir Next" w:eastAsia="Avenir Next"/>
           <w:color w:val="1A1A1A"/>
-          <w:sz w:val="20"/>
+          <w:sz w:val="22"/>
           <w:szCs w:val="20"/>
         </w:rPr>
         <w:t xml:space="preserve">A pizza is cut into equal slices. 6 friends share it, and each gets 2 slices. Write and solve a division equation for </w:t>
@@ -3323,7 +3332,7 @@
           <w:rFonts w:ascii="Avenir Next" w:hAnsi="Avenir Next" w:cs="Avenir Next" w:eastAsia="Avenir Next"/>
           <w:i/>
           <w:color w:val="1A1A1A"/>
-          <w:sz w:val="20"/>
+          <w:sz w:val="22"/>
           <w:szCs w:val="20"/>
         </w:rPr>
         <w:t xml:space="preserve">z</w:t>
@@ -3332,7 +3341,7 @@
         <w:rPr>
           <w:rFonts w:ascii="Avenir Next" w:hAnsi="Avenir Next" w:cs="Avenir Next" w:eastAsia="Avenir Next"/>
           <w:color w:val="1A1A1A"/>
-          <w:sz w:val="20"/>
+          <w:sz w:val="22"/>
           <w:szCs w:val="20"/>
         </w:rPr>
         <w:t xml:space="preserve">, the slices in the pizza.</w:t>
@@ -3351,25 +3360,25 @@
           <w:rFonts w:ascii="Avenir Next" w:hAnsi="Avenir Next" w:cs="Avenir Next" w:eastAsia="Avenir Next"/>
           <w:b/>
           <w:color w:val="1A1A1A"/>
+          <w:sz w:val="22"/>
+          <w:szCs w:val="18"/>
+        </w:rPr>
+        <w:t xml:space="preserve">Answer</w:t>
+      </w:r>
+      <w:r>
+        <w:rPr>
+          <w:rFonts w:ascii="Avenir Next" w:hAnsi="Avenir Next" w:cs="Avenir Next" w:eastAsia="Avenir Next"/>
+          <w:color w:val="1A1A1A"/>
           <w:sz w:val="18"/>
           <w:szCs w:val="18"/>
         </w:rPr>
-        <w:t xml:space="preserve">Answer</w:t>
-      </w:r>
-      <w:r>
-        <w:rPr>
-          <w:rFonts w:ascii="Avenir Next" w:hAnsi="Avenir Next" w:cs="Avenir Next" w:eastAsia="Avenir Next"/>
-          <w:color w:val="1A1A1A"/>
-          <w:sz w:val="18"/>
-          <w:szCs w:val="18"/>
-        </w:rPr>
         <w:tab/>
       </w:r>
       <w:r>
         <w:rPr>
           <w:rFonts w:ascii="Avenir Next" w:hAnsi="Avenir Next" w:cs="Avenir Next" w:eastAsia="Avenir Next"/>
           <w:color w:val="1A1A1A"/>
-          <w:sz w:val="18"/>
+          <w:sz w:val="22"/>
           <w:szCs w:val="18"/>
         </w:rPr>
         <w:t xml:space="preserve">  slices</w:t>
@@ -3394,18 +3403,18 @@
           <w:rFonts w:ascii="Avenir Next" w:hAnsi="Avenir Next" w:cs="Avenir Next" w:eastAsia="Avenir Next"/>
           <w:b/>
           <w:color w:val="1A1A1A"/>
+          <w:sz w:val="22"/>
+          <w:szCs w:val="20"/>
+        </w:rPr>
+        <w:t xml:space="preserve">5.</w:t>
+      </w:r>
+      <w:r>
+        <w:rPr>
+          <w:rFonts w:ascii="Avenir Next" w:hAnsi="Avenir Next" w:cs="Avenir Next" w:eastAsia="Avenir Next"/>
+          <w:color w:val="1A1A1A"/>
           <w:sz w:val="20"/>
           <w:szCs w:val="20"/>
         </w:rPr>
-        <w:t xml:space="preserve">5.</w:t>
-      </w:r>
-      <w:r>
-        <w:rPr>
-          <w:rFonts w:ascii="Avenir Next" w:hAnsi="Avenir Next" w:cs="Avenir Next" w:eastAsia="Avenir Next"/>
-          <w:color w:val="1A1A1A"/>
-          <w:sz w:val="20"/>
-          <w:szCs w:val="20"/>
-        </w:rPr>
         <w:tab/>
       </w:r>
       <w:r>
@@ -3413,7 +3422,7 @@
           <w:rFonts w:ascii="Avenir Next" w:hAnsi="Avenir Next" w:cs="Avenir Next" w:eastAsia="Avenir Next"/>
           <w:b/>
           <w:color w:val="1A1A1A"/>
-          <w:sz w:val="20"/>
+          <w:sz w:val="22"/>
           <w:szCs w:val="20"/>
         </w:rPr>
         <w:t xml:space="preserve">Find the Error.  </w:t>
@@ -3422,7 +3431,7 @@
         <w:rPr>
           <w:rFonts w:ascii="Avenir Next" w:hAnsi="Avenir Next" w:cs="Avenir Next" w:eastAsia="Avenir Next"/>
           <w:color w:val="1A1A1A"/>
-          <w:sz w:val="20"/>
+          <w:sz w:val="22"/>
           <w:szCs w:val="20"/>
         </w:rPr>
         <w:t xml:space="preserve">Kayla and 3 friends share cards equally. Each gets 9 cards. Kayla writes </w:t>
@@ -3432,7 +3441,7 @@
           <w:rFonts w:ascii="Avenir Next" w:hAnsi="Avenir Next" w:cs="Avenir Next" w:eastAsia="Avenir Next"/>
           <w:i/>
           <w:color w:val="1A1A1A"/>
-          <w:sz w:val="20"/>
+          <w:sz w:val="22"/>
           <w:szCs w:val="20"/>
         </w:rPr>
         <w:t xml:space="preserve">c</w:t>
@@ -3441,7 +3450,7 @@
         <w:rPr>
           <w:rFonts w:ascii="Avenir Next" w:hAnsi="Avenir Next" w:cs="Avenir Next" w:eastAsia="Avenir Next"/>
           <w:color w:val="1A1A1A"/>
-          <w:sz w:val="20"/>
+          <w:sz w:val="22"/>
           <w:szCs w:val="20"/>
         </w:rPr>
         <w:t xml:space="preserve"> ÷ 3 = 9. Explain her mistake. Write and solve a correct equation.</w:t>
@@ -3520,6 +3529,7 @@
     </w:p>
     <w:p>
       <w:pPr>
+        <w:pStyle w:val="Heading2"/>
         <w:keepNext/>
         <w:pBdr>
           <w:bottom w:val="single" w:sz="8" w:space="3" w:color="003A70"/>
@@ -3535,7 +3545,7 @@
           <w:b/>
           <w:color w:val="003A70"/>
           <w:spacing w:val="14"/>
-          <w:sz w:val="19"/>
+          <w:sz w:val="22"/>
           <w:szCs w:val="19"/>
         </w:rPr>
         <w:t xml:space="preserve">TEST PRACTICE</w:t>
@@ -3554,7 +3564,7 @@
           <w:rFonts w:ascii="Avenir Next" w:hAnsi="Avenir Next" w:cs="Avenir Next" w:eastAsia="Avenir Next"/>
           <w:i/>
           <w:color w:val="5A5F66"/>
-          <w:sz w:val="17"/>
+          <w:sz w:val="22"/>
           <w:szCs w:val="17"/>
         </w:rPr>
         <w:t xml:space="preserve">choose the best answer</w:t>
@@ -3574,25 +3584,25 @@
           <w:rFonts w:ascii="Avenir Next" w:hAnsi="Avenir Next" w:cs="Avenir Next" w:eastAsia="Avenir Next"/>
           <w:b/>
           <w:color w:val="1A1A1A"/>
+          <w:sz w:val="22"/>
+          <w:szCs w:val="20"/>
+        </w:rPr>
+        <w:t xml:space="preserve">6.</w:t>
+      </w:r>
+      <w:r>
+        <w:rPr>
+          <w:rFonts w:ascii="Avenir Next" w:hAnsi="Avenir Next" w:cs="Avenir Next" w:eastAsia="Avenir Next"/>
+          <w:color w:val="1A1A1A"/>
           <w:sz w:val="20"/>
           <w:szCs w:val="20"/>
         </w:rPr>
-        <w:t xml:space="preserve">6.</w:t>
-      </w:r>
-      <w:r>
-        <w:rPr>
-          <w:rFonts w:ascii="Avenir Next" w:hAnsi="Avenir Next" w:cs="Avenir Next" w:eastAsia="Avenir Next"/>
-          <w:color w:val="1A1A1A"/>
-          <w:sz w:val="20"/>
-          <w:szCs w:val="20"/>
-        </w:rPr>
         <w:tab/>
       </w:r>
       <w:r>
         <w:rPr>
           <w:rFonts w:ascii="Avenir Next" w:hAnsi="Avenir Next" w:cs="Avenir Next" w:eastAsia="Avenir Next"/>
           <w:color w:val="1A1A1A"/>
-          <w:sz w:val="20"/>
+          <w:sz w:val="22"/>
           <w:szCs w:val="20"/>
         </w:rPr>
         <w:t xml:space="preserve">Solve </w:t>
@@ -3602,7 +3612,7 @@
           <w:rFonts w:ascii="Avenir Next" w:hAnsi="Avenir Next" w:cs="Avenir Next" w:eastAsia="Avenir Next"/>
           <w:i/>
           <w:color w:val="1A1A1A"/>
-          <w:sz w:val="20"/>
+          <w:sz w:val="22"/>
           <w:szCs w:val="20"/>
         </w:rPr>
         <w:t xml:space="preserve">y</w:t>
@@ -3611,7 +3621,7 @@
         <w:rPr>
           <w:rFonts w:ascii="Avenir Next" w:hAnsi="Avenir Next" w:cs="Avenir Next" w:eastAsia="Avenir Next"/>
           <w:color w:val="1A1A1A"/>
-          <w:sz w:val="20"/>
+          <w:sz w:val="22"/>
           <w:szCs w:val="20"/>
         </w:rPr>
         <w:t xml:space="preserve"> ÷ 6 = 9.</w:t>
@@ -3667,35 +3677,35 @@
                 <w:rFonts w:ascii="Avenir Next" w:hAnsi="Avenir Next" w:cs="Avenir Next" w:eastAsia="Avenir Next"/>
                 <w:b/>
                 <w:color w:val="003A70"/>
+                <w:sz w:val="22"/>
+                <w:szCs w:val="19"/>
+              </w:rPr>
+              <w:t xml:space="preserve">A</w:t>
+            </w:r>
+            <w:r>
+              <w:rPr>
+                <w:rFonts w:ascii="Avenir Next" w:hAnsi="Avenir Next" w:cs="Avenir Next" w:eastAsia="Avenir Next"/>
+                <w:color w:val="1A1A1A"/>
                 <w:sz w:val="19"/>
                 <w:szCs w:val="19"/>
               </w:rPr>
-              <w:t xml:space="preserve">A</w:t>
-            </w:r>
-            <w:r>
-              <w:rPr>
-                <w:rFonts w:ascii="Avenir Next" w:hAnsi="Avenir Next" w:cs="Avenir Next" w:eastAsia="Avenir Next"/>
-                <w:color w:val="1A1A1A"/>
-                <w:sz w:val="19"/>
+              <w:tab/>
+            </w:r>
+            <w:r>
+              <w:rPr>
+                <w:rFonts w:ascii="Avenir Next" w:hAnsi="Avenir Next" w:cs="Avenir Next" w:eastAsia="Avenir Next"/>
+                <w:i/>
+                <w:color w:val="1A1A1A"/>
+                <w:sz w:val="22"/>
                 <w:szCs w:val="19"/>
               </w:rPr>
-              <w:tab/>
-            </w:r>
-            <w:r>
-              <w:rPr>
-                <w:rFonts w:ascii="Avenir Next" w:hAnsi="Avenir Next" w:cs="Avenir Next" w:eastAsia="Avenir Next"/>
-                <w:i/>
-                <w:color w:val="1A1A1A"/>
-                <w:sz w:val="19"/>
-                <w:szCs w:val="19"/>
-              </w:rPr>
               <w:t xml:space="preserve">y</w:t>
             </w:r>
             <w:r>
               <w:rPr>
                 <w:rFonts w:ascii="Avenir Next" w:hAnsi="Avenir Next" w:cs="Avenir Next" w:eastAsia="Avenir Next"/>
                 <w:color w:val="1A1A1A"/>
-                <w:sz w:val="19"/>
+                <w:sz w:val="22"/>
                 <w:szCs w:val="19"/>
               </w:rPr>
               <w:t xml:space="preserve"> = 1.5</w:t>
@@ -3720,35 +3730,35 @@
                 <w:rFonts w:ascii="Avenir Next" w:hAnsi="Avenir Next" w:cs="Avenir Next" w:eastAsia="Avenir Next"/>
                 <w:b/>
                 <w:color w:val="003A70"/>
+                <w:sz w:val="22"/>
+                <w:szCs w:val="19"/>
+              </w:rPr>
+              <w:t xml:space="preserve">B</w:t>
+            </w:r>
+            <w:r>
+              <w:rPr>
+                <w:rFonts w:ascii="Avenir Next" w:hAnsi="Avenir Next" w:cs="Avenir Next" w:eastAsia="Avenir Next"/>
+                <w:color w:val="1A1A1A"/>
                 <w:sz w:val="19"/>
                 <w:szCs w:val="19"/>
               </w:rPr>
-              <w:t xml:space="preserve">B</w:t>
-            </w:r>
-            <w:r>
-              <w:rPr>
-                <w:rFonts w:ascii="Avenir Next" w:hAnsi="Avenir Next" w:cs="Avenir Next" w:eastAsia="Avenir Next"/>
-                <w:color w:val="1A1A1A"/>
-                <w:sz w:val="19"/>
+              <w:tab/>
+            </w:r>
+            <w:r>
+              <w:rPr>
+                <w:rFonts w:ascii="Avenir Next" w:hAnsi="Avenir Next" w:cs="Avenir Next" w:eastAsia="Avenir Next"/>
+                <w:i/>
+                <w:color w:val="1A1A1A"/>
+                <w:sz w:val="22"/>
                 <w:szCs w:val="19"/>
               </w:rPr>
-              <w:tab/>
-            </w:r>
-            <w:r>
-              <w:rPr>
-                <w:rFonts w:ascii="Avenir Next" w:hAnsi="Avenir Next" w:cs="Avenir Next" w:eastAsia="Avenir Next"/>
-                <w:i/>
-                <w:color w:val="1A1A1A"/>
-                <w:sz w:val="19"/>
-                <w:szCs w:val="19"/>
-              </w:rPr>
               <w:t xml:space="preserve">y</w:t>
             </w:r>
             <w:r>
               <w:rPr>
                 <w:rFonts w:ascii="Avenir Next" w:hAnsi="Avenir Next" w:cs="Avenir Next" w:eastAsia="Avenir Next"/>
                 <w:color w:val="1A1A1A"/>
-                <w:sz w:val="19"/>
+                <w:sz w:val="22"/>
                 <w:szCs w:val="19"/>
               </w:rPr>
               <w:t xml:space="preserve"> = 3</w:t>
@@ -3773,35 +3783,35 @@
                 <w:rFonts w:ascii="Avenir Next" w:hAnsi="Avenir Next" w:cs="Avenir Next" w:eastAsia="Avenir Next"/>
                 <w:b/>
                 <w:color w:val="003A70"/>
+                <w:sz w:val="22"/>
+                <w:szCs w:val="19"/>
+              </w:rPr>
+              <w:t xml:space="preserve">C</w:t>
+            </w:r>
+            <w:r>
+              <w:rPr>
+                <w:rFonts w:ascii="Avenir Next" w:hAnsi="Avenir Next" w:cs="Avenir Next" w:eastAsia="Avenir Next"/>
+                <w:color w:val="1A1A1A"/>
                 <w:sz w:val="19"/>
                 <w:szCs w:val="19"/>
               </w:rPr>
-              <w:t xml:space="preserve">C</w:t>
-            </w:r>
-            <w:r>
-              <w:rPr>
-                <w:rFonts w:ascii="Avenir Next" w:hAnsi="Avenir Next" w:cs="Avenir Next" w:eastAsia="Avenir Next"/>
-                <w:color w:val="1A1A1A"/>
-                <w:sz w:val="19"/>
+              <w:tab/>
+            </w:r>
+            <w:r>
+              <w:rPr>
+                <w:rFonts w:ascii="Avenir Next" w:hAnsi="Avenir Next" w:cs="Avenir Next" w:eastAsia="Avenir Next"/>
+                <w:i/>
+                <w:color w:val="1A1A1A"/>
+                <w:sz w:val="22"/>
                 <w:szCs w:val="19"/>
               </w:rPr>
-              <w:tab/>
-            </w:r>
-            <w:r>
-              <w:rPr>
-                <w:rFonts w:ascii="Avenir Next" w:hAnsi="Avenir Next" w:cs="Avenir Next" w:eastAsia="Avenir Next"/>
-                <w:i/>
-                <w:color w:val="1A1A1A"/>
-                <w:sz w:val="19"/>
-                <w:szCs w:val="19"/>
-              </w:rPr>
               <w:t xml:space="preserve">y</w:t>
             </w:r>
             <w:r>
               <w:rPr>
                 <w:rFonts w:ascii="Avenir Next" w:hAnsi="Avenir Next" w:cs="Avenir Next" w:eastAsia="Avenir Next"/>
                 <w:color w:val="1A1A1A"/>
-                <w:sz w:val="19"/>
+                <w:sz w:val="22"/>
                 <w:szCs w:val="19"/>
               </w:rPr>
               <w:t xml:space="preserve"> = 15</w:t>
@@ -3826,35 +3836,35 @@
                 <w:rFonts w:ascii="Avenir Next" w:hAnsi="Avenir Next" w:cs="Avenir Next" w:eastAsia="Avenir Next"/>
                 <w:b/>
                 <w:color w:val="003A70"/>
+                <w:sz w:val="22"/>
+                <w:szCs w:val="19"/>
+              </w:rPr>
+              <w:t xml:space="preserve">D</w:t>
+            </w:r>
+            <w:r>
+              <w:rPr>
+                <w:rFonts w:ascii="Avenir Next" w:hAnsi="Avenir Next" w:cs="Avenir Next" w:eastAsia="Avenir Next"/>
+                <w:color w:val="1A1A1A"/>
                 <w:sz w:val="19"/>
                 <w:szCs w:val="19"/>
               </w:rPr>
-              <w:t xml:space="preserve">D</w:t>
-            </w:r>
-            <w:r>
-              <w:rPr>
-                <w:rFonts w:ascii="Avenir Next" w:hAnsi="Avenir Next" w:cs="Avenir Next" w:eastAsia="Avenir Next"/>
-                <w:color w:val="1A1A1A"/>
-                <w:sz w:val="19"/>
+              <w:tab/>
+            </w:r>
+            <w:r>
+              <w:rPr>
+                <w:rFonts w:ascii="Avenir Next" w:hAnsi="Avenir Next" w:cs="Avenir Next" w:eastAsia="Avenir Next"/>
+                <w:i/>
+                <w:color w:val="1A1A1A"/>
+                <w:sz w:val="22"/>
                 <w:szCs w:val="19"/>
               </w:rPr>
-              <w:tab/>
-            </w:r>
-            <w:r>
-              <w:rPr>
-                <w:rFonts w:ascii="Avenir Next" w:hAnsi="Avenir Next" w:cs="Avenir Next" w:eastAsia="Avenir Next"/>
-                <w:i/>
-                <w:color w:val="1A1A1A"/>
-                <w:sz w:val="19"/>
-                <w:szCs w:val="19"/>
-              </w:rPr>
               <w:t xml:space="preserve">y</w:t>
             </w:r>
             <w:r>
               <w:rPr>
                 <w:rFonts w:ascii="Avenir Next" w:hAnsi="Avenir Next" w:cs="Avenir Next" w:eastAsia="Avenir Next"/>
                 <w:color w:val="1A1A1A"/>
-                <w:sz w:val="19"/>
+                <w:sz w:val="22"/>
                 <w:szCs w:val="19"/>
               </w:rPr>
               <w:t xml:space="preserve"> = 54</w:t>
@@ -3882,25 +3892,25 @@
           <w:rFonts w:ascii="Avenir Next" w:hAnsi="Avenir Next" w:cs="Avenir Next" w:eastAsia="Avenir Next"/>
           <w:b/>
           <w:color w:val="1A1A1A"/>
+          <w:sz w:val="22"/>
+          <w:szCs w:val="20"/>
+        </w:rPr>
+        <w:t xml:space="preserve">7.</w:t>
+      </w:r>
+      <w:r>
+        <w:rPr>
+          <w:rFonts w:ascii="Avenir Next" w:hAnsi="Avenir Next" w:cs="Avenir Next" w:eastAsia="Avenir Next"/>
+          <w:color w:val="1A1A1A"/>
           <w:sz w:val="20"/>
           <w:szCs w:val="20"/>
         </w:rPr>
-        <w:t xml:space="preserve">7.</w:t>
-      </w:r>
-      <w:r>
-        <w:rPr>
-          <w:rFonts w:ascii="Avenir Next" w:hAnsi="Avenir Next" w:cs="Avenir Next" w:eastAsia="Avenir Next"/>
-          <w:color w:val="1A1A1A"/>
-          <w:sz w:val="20"/>
-          <w:szCs w:val="20"/>
-        </w:rPr>
         <w:tab/>
       </w:r>
       <w:r>
         <w:rPr>
           <w:rFonts w:ascii="Avenir Next" w:hAnsi="Avenir Next" w:cs="Avenir Next" w:eastAsia="Avenir Next"/>
           <w:color w:val="1A1A1A"/>
-          <w:sz w:val="20"/>
+          <w:sz w:val="22"/>
           <w:szCs w:val="20"/>
         </w:rPr>
         <w:t xml:space="preserve">12 students share </w:t>
@@ -3910,7 +3920,7 @@
           <w:rFonts w:ascii="Avenir Next" w:hAnsi="Avenir Next" w:cs="Avenir Next" w:eastAsia="Avenir Next"/>
           <w:i/>
           <w:color w:val="1A1A1A"/>
-          <w:sz w:val="20"/>
+          <w:sz w:val="22"/>
           <w:szCs w:val="20"/>
         </w:rPr>
         <w:t xml:space="preserve">p</w:t>
@@ -3919,7 +3929,7 @@
         <w:rPr>
           <w:rFonts w:ascii="Avenir Next" w:hAnsi="Avenir Next" w:cs="Avenir Next" w:eastAsia="Avenir Next"/>
           <w:color w:val="1A1A1A"/>
-          <w:sz w:val="20"/>
+          <w:sz w:val="22"/>
           <w:szCs w:val="20"/>
         </w:rPr>
         <w:t xml:space="preserve"> pretzels equally. Each gets 5. Which equation fits?</w:t>
@@ -3975,35 +3985,35 @@
                 <w:rFonts w:ascii="Avenir Next" w:hAnsi="Avenir Next" w:cs="Avenir Next" w:eastAsia="Avenir Next"/>
                 <w:b/>
                 <w:color w:val="003A70"/>
+                <w:sz w:val="22"/>
+                <w:szCs w:val="19"/>
+              </w:rPr>
+              <w:t xml:space="preserve">A</w:t>
+            </w:r>
+            <w:r>
+              <w:rPr>
+                <w:rFonts w:ascii="Avenir Next" w:hAnsi="Avenir Next" w:cs="Avenir Next" w:eastAsia="Avenir Next"/>
+                <w:color w:val="1A1A1A"/>
                 <w:sz w:val="19"/>
                 <w:szCs w:val="19"/>
               </w:rPr>
-              <w:t xml:space="preserve">A</w:t>
-            </w:r>
-            <w:r>
-              <w:rPr>
-                <w:rFonts w:ascii="Avenir Next" w:hAnsi="Avenir Next" w:cs="Avenir Next" w:eastAsia="Avenir Next"/>
-                <w:color w:val="1A1A1A"/>
-                <w:sz w:val="19"/>
+              <w:tab/>
+            </w:r>
+            <w:r>
+              <w:rPr>
+                <w:rFonts w:ascii="Avenir Next" w:hAnsi="Avenir Next" w:cs="Avenir Next" w:eastAsia="Avenir Next"/>
+                <w:i/>
+                <w:color w:val="1A1A1A"/>
+                <w:sz w:val="22"/>
                 <w:szCs w:val="19"/>
               </w:rPr>
-              <w:tab/>
-            </w:r>
-            <w:r>
-              <w:rPr>
-                <w:rFonts w:ascii="Avenir Next" w:hAnsi="Avenir Next" w:cs="Avenir Next" w:eastAsia="Avenir Next"/>
-                <w:i/>
-                <w:color w:val="1A1A1A"/>
-                <w:sz w:val="19"/>
-                <w:szCs w:val="19"/>
-              </w:rPr>
               <w:t xml:space="preserve">p</w:t>
             </w:r>
             <w:r>
               <w:rPr>
                 <w:rFonts w:ascii="Avenir Next" w:hAnsi="Avenir Next" w:cs="Avenir Next" w:eastAsia="Avenir Next"/>
                 <w:color w:val="1A1A1A"/>
-                <w:sz w:val="19"/>
+                <w:sz w:val="22"/>
                 <w:szCs w:val="19"/>
               </w:rPr>
               <w:t xml:space="preserve"> ÷ 12 = 5</w:t>
@@ -4028,44 +4038,44 @@
                 <w:rFonts w:ascii="Avenir Next" w:hAnsi="Avenir Next" w:cs="Avenir Next" w:eastAsia="Avenir Next"/>
                 <w:b/>
                 <w:color w:val="003A70"/>
+                <w:sz w:val="22"/>
+                <w:szCs w:val="19"/>
+              </w:rPr>
+              <w:t xml:space="preserve">B</w:t>
+            </w:r>
+            <w:r>
+              <w:rPr>
+                <w:rFonts w:ascii="Avenir Next" w:hAnsi="Avenir Next" w:cs="Avenir Next" w:eastAsia="Avenir Next"/>
+                <w:color w:val="1A1A1A"/>
                 <w:sz w:val="19"/>
                 <w:szCs w:val="19"/>
               </w:rPr>
-              <w:t xml:space="preserve">B</w:t>
-            </w:r>
-            <w:r>
-              <w:rPr>
-                <w:rFonts w:ascii="Avenir Next" w:hAnsi="Avenir Next" w:cs="Avenir Next" w:eastAsia="Avenir Next"/>
-                <w:color w:val="1A1A1A"/>
-                <w:sz w:val="19"/>
+              <w:tab/>
+            </w:r>
+            <w:r>
+              <w:rPr>
+                <w:rFonts w:ascii="Avenir Next" w:hAnsi="Avenir Next" w:cs="Avenir Next" w:eastAsia="Avenir Next"/>
+                <w:color w:val="1A1A1A"/>
+                <w:sz w:val="22"/>
                 <w:szCs w:val="19"/>
               </w:rPr>
-              <w:tab/>
-            </w:r>
-            <w:r>
-              <w:rPr>
-                <w:rFonts w:ascii="Avenir Next" w:hAnsi="Avenir Next" w:cs="Avenir Next" w:eastAsia="Avenir Next"/>
-                <w:color w:val="1A1A1A"/>
-                <w:sz w:val="19"/>
+              <w:t xml:space="preserve">12 ÷ </w:t>
+            </w:r>
+            <w:r>
+              <w:rPr>
+                <w:rFonts w:ascii="Avenir Next" w:hAnsi="Avenir Next" w:cs="Avenir Next" w:eastAsia="Avenir Next"/>
+                <w:i/>
+                <w:color w:val="1A1A1A"/>
+                <w:sz w:val="22"/>
                 <w:szCs w:val="19"/>
               </w:rPr>
-              <w:t xml:space="preserve">12 ÷ </w:t>
-            </w:r>
-            <w:r>
-              <w:rPr>
-                <w:rFonts w:ascii="Avenir Next" w:hAnsi="Avenir Next" w:cs="Avenir Next" w:eastAsia="Avenir Next"/>
-                <w:i/>
-                <w:color w:val="1A1A1A"/>
-                <w:sz w:val="19"/>
-                <w:szCs w:val="19"/>
-              </w:rPr>
               <w:t xml:space="preserve">p</w:t>
             </w:r>
             <w:r>
               <w:rPr>
                 <w:rFonts w:ascii="Avenir Next" w:hAnsi="Avenir Next" w:cs="Avenir Next" w:eastAsia="Avenir Next"/>
                 <w:color w:val="1A1A1A"/>
-                <w:sz w:val="19"/>
+                <w:sz w:val="22"/>
                 <w:szCs w:val="19"/>
               </w:rPr>
               <w:t xml:space="preserve"> = 5</w:t>
@@ -4090,44 +4100,44 @@
                 <w:rFonts w:ascii="Avenir Next" w:hAnsi="Avenir Next" w:cs="Avenir Next" w:eastAsia="Avenir Next"/>
                 <w:b/>
                 <w:color w:val="003A70"/>
+                <w:sz w:val="22"/>
+                <w:szCs w:val="19"/>
+              </w:rPr>
+              <w:t xml:space="preserve">C</w:t>
+            </w:r>
+            <w:r>
+              <w:rPr>
+                <w:rFonts w:ascii="Avenir Next" w:hAnsi="Avenir Next" w:cs="Avenir Next" w:eastAsia="Avenir Next"/>
+                <w:color w:val="1A1A1A"/>
                 <w:sz w:val="19"/>
                 <w:szCs w:val="19"/>
               </w:rPr>
-              <w:t xml:space="preserve">C</w:t>
-            </w:r>
-            <w:r>
-              <w:rPr>
-                <w:rFonts w:ascii="Avenir Next" w:hAnsi="Avenir Next" w:cs="Avenir Next" w:eastAsia="Avenir Next"/>
-                <w:color w:val="1A1A1A"/>
-                <w:sz w:val="19"/>
+              <w:tab/>
+            </w:r>
+            <w:r>
+              <w:rPr>
+                <w:rFonts w:ascii="Avenir Next" w:hAnsi="Avenir Next" w:cs="Avenir Next" w:eastAsia="Avenir Next"/>
+                <w:color w:val="1A1A1A"/>
+                <w:sz w:val="22"/>
                 <w:szCs w:val="19"/>
               </w:rPr>
-              <w:tab/>
-            </w:r>
-            <w:r>
-              <w:rPr>
-                <w:rFonts w:ascii="Avenir Next" w:hAnsi="Avenir Next" w:cs="Avenir Next" w:eastAsia="Avenir Next"/>
-                <w:color w:val="1A1A1A"/>
-                <w:sz w:val="19"/>
+              <w:t xml:space="preserve">5</w:t>
+            </w:r>
+            <w:r>
+              <w:rPr>
+                <w:rFonts w:ascii="Avenir Next" w:hAnsi="Avenir Next" w:cs="Avenir Next" w:eastAsia="Avenir Next"/>
+                <w:i/>
+                <w:color w:val="1A1A1A"/>
+                <w:sz w:val="22"/>
                 <w:szCs w:val="19"/>
               </w:rPr>
-              <w:t xml:space="preserve">5</w:t>
-            </w:r>
-            <w:r>
-              <w:rPr>
-                <w:rFonts w:ascii="Avenir Next" w:hAnsi="Avenir Next" w:cs="Avenir Next" w:eastAsia="Avenir Next"/>
-                <w:i/>
-                <w:color w:val="1A1A1A"/>
-                <w:sz w:val="19"/>
-                <w:szCs w:val="19"/>
-              </w:rPr>
               <w:t xml:space="preserve">p</w:t>
             </w:r>
             <w:r>
               <w:rPr>
                 <w:rFonts w:ascii="Avenir Next" w:hAnsi="Avenir Next" w:cs="Avenir Next" w:eastAsia="Avenir Next"/>
                 <w:color w:val="1A1A1A"/>
-                <w:sz w:val="19"/>
+                <w:sz w:val="22"/>
                 <w:szCs w:val="19"/>
               </w:rPr>
               <w:t xml:space="preserve"> = 12</w:t>
@@ -4152,35 +4162,35 @@
                 <w:rFonts w:ascii="Avenir Next" w:hAnsi="Avenir Next" w:cs="Avenir Next" w:eastAsia="Avenir Next"/>
                 <w:b/>
                 <w:color w:val="003A70"/>
+                <w:sz w:val="22"/>
+                <w:szCs w:val="19"/>
+              </w:rPr>
+              <w:t xml:space="preserve">D</w:t>
+            </w:r>
+            <w:r>
+              <w:rPr>
+                <w:rFonts w:ascii="Avenir Next" w:hAnsi="Avenir Next" w:cs="Avenir Next" w:eastAsia="Avenir Next"/>
+                <w:color w:val="1A1A1A"/>
                 <w:sz w:val="19"/>
                 <w:szCs w:val="19"/>
               </w:rPr>
-              <w:t xml:space="preserve">D</w:t>
-            </w:r>
-            <w:r>
-              <w:rPr>
-                <w:rFonts w:ascii="Avenir Next" w:hAnsi="Avenir Next" w:cs="Avenir Next" w:eastAsia="Avenir Next"/>
-                <w:color w:val="1A1A1A"/>
-                <w:sz w:val="19"/>
+              <w:tab/>
+            </w:r>
+            <w:r>
+              <w:rPr>
+                <w:rFonts w:ascii="Avenir Next" w:hAnsi="Avenir Next" w:cs="Avenir Next" w:eastAsia="Avenir Next"/>
+                <w:i/>
+                <w:color w:val="1A1A1A"/>
+                <w:sz w:val="22"/>
                 <w:szCs w:val="19"/>
               </w:rPr>
-              <w:tab/>
-            </w:r>
-            <w:r>
-              <w:rPr>
-                <w:rFonts w:ascii="Avenir Next" w:hAnsi="Avenir Next" w:cs="Avenir Next" w:eastAsia="Avenir Next"/>
-                <w:i/>
-                <w:color w:val="1A1A1A"/>
-                <w:sz w:val="19"/>
-                <w:szCs w:val="19"/>
-              </w:rPr>
               <w:t xml:space="preserve">p</w:t>
             </w:r>
             <w:r>
               <w:rPr>
                 <w:rFonts w:ascii="Avenir Next" w:hAnsi="Avenir Next" w:cs="Avenir Next" w:eastAsia="Avenir Next"/>
                 <w:color w:val="1A1A1A"/>
-                <w:sz w:val="19"/>
+                <w:sz w:val="22"/>
                 <w:szCs w:val="19"/>
               </w:rPr>
               <w:t xml:space="preserve"> − 12 = 5</w:t>
@@ -4238,6 +4248,7 @@
           </w:tcPr>
           <w:p>
             <w:pPr>
+              <w:pStyle w:val="Heading2"/>
               <w:spacing w:before="0" w:after="0" w:line="240" w:lineRule="auto"/>
             </w:pPr>
             <w:r>
@@ -4275,7 +4286,7 @@
               <w:rPr>
                 <w:rFonts w:ascii="Avenir Next" w:hAnsi="Avenir Next" w:cs="Avenir Next" w:eastAsia="Avenir Next"/>
                 <w:color w:val="1A1A1A"/>
-                <w:sz w:val="17"/>
+                <w:sz w:val="22"/>
                 <w:szCs w:val="17"/>
               </w:rPr>
               <w:t xml:space="preserve">  I can do this on my own</w:t>
@@ -4304,7 +4315,7 @@
               <w:rPr>
                 <w:rFonts w:ascii="Avenir Next" w:hAnsi="Avenir Next" w:cs="Avenir Next" w:eastAsia="Avenir Next"/>
                 <w:color w:val="1A1A1A"/>
-                <w:sz w:val="17"/>
+                <w:sz w:val="22"/>
                 <w:szCs w:val="17"/>
               </w:rPr>
               <w:t xml:space="preserve">  I need a little help</w:t>
@@ -4333,7 +4344,7 @@
               <w:rPr>
                 <w:rFonts w:ascii="Avenir Next" w:hAnsi="Avenir Next" w:cs="Avenir Next" w:eastAsia="Avenir Next"/>
                 <w:color w:val="1A1A1A"/>
-                <w:sz w:val="17"/>
+                <w:sz w:val="22"/>
                 <w:szCs w:val="17"/>
               </w:rPr>
               <w:t xml:space="preserve">  I have a question about #</w:t>
@@ -4440,7 +4451,106 @@
               <w:sz w:val="15"/>
               <w:szCs w:val="15"/>
             </w:rPr>
-            <w:t xml:space="preserve">Lesson 8-3  ·  Homework Packet</w:t>
+            <w:t xml:space="preserve">8-3 · Page </w:t>
+          </w:r>
+          <w:r>
+            <w:rPr>
+              <w:rFonts w:ascii="Avenir Next" w:hAnsi="Avenir Next" w:cs="Avenir Next" w:eastAsia="Avenir Next"/>
+              <w:color w:val="5A5F66"/>
+              <w:sz w:val="15"/>
+              <w:szCs w:val="15"/>
+            </w:rPr>
+            <w:fldChar w:fldCharType="begin"/>
+          </w:r>
+          <w:r>
+            <w:rPr>
+              <w:rFonts w:ascii="Avenir Next" w:hAnsi="Avenir Next" w:cs="Avenir Next" w:eastAsia="Avenir Next"/>
+              <w:color w:val="5A5F66"/>
+              <w:sz w:val="15"/>
+              <w:szCs w:val="15"/>
+            </w:rPr>
+            <w:instrText xml:space="preserve"> PAGE </w:instrText>
+          </w:r>
+          <w:r>
+            <w:rPr>
+              <w:rFonts w:ascii="Avenir Next" w:hAnsi="Avenir Next" w:cs="Avenir Next" w:eastAsia="Avenir Next"/>
+              <w:color w:val="5A5F66"/>
+              <w:sz w:val="15"/>
+              <w:szCs w:val="15"/>
+            </w:rPr>
+            <w:fldChar w:fldCharType="separate"/>
+          </w:r>
+          <w:r>
+            <w:rPr>
+              <w:rFonts w:ascii="Avenir Next" w:hAnsi="Avenir Next" w:cs="Avenir Next" w:eastAsia="Avenir Next"/>
+              <w:color w:val="5A5F66"/>
+              <w:sz w:val="15"/>
+              <w:szCs w:val="15"/>
+            </w:rPr>
+            <w:t xml:space="preserve">1</w:t>
+          </w:r>
+          <w:r>
+            <w:rPr>
+              <w:rFonts w:ascii="Avenir Next" w:hAnsi="Avenir Next" w:cs="Avenir Next" w:eastAsia="Avenir Next"/>
+              <w:color w:val="5A5F66"/>
+              <w:sz w:val="15"/>
+              <w:szCs w:val="15"/>
+            </w:rPr>
+            <w:fldChar w:fldCharType="end"/>
+          </w:r>
+          <w:r>
+            <w:rPr>
+              <w:rFonts w:ascii="Avenir Next" w:hAnsi="Avenir Next" w:cs="Avenir Next" w:eastAsia="Avenir Next"/>
+              <w:color w:val="5A5F66"/>
+              <w:sz w:val="15"/>
+              <w:szCs w:val="15"/>
+            </w:rPr>
+            <w:t xml:space="preserve"> of </w:t>
+          </w:r>
+          <w:r>
+            <w:rPr>
+              <w:rFonts w:ascii="Avenir Next" w:hAnsi="Avenir Next" w:cs="Avenir Next" w:eastAsia="Avenir Next"/>
+              <w:color w:val="5A5F66"/>
+              <w:sz w:val="15"/>
+              <w:szCs w:val="15"/>
+            </w:rPr>
+            <w:fldChar w:fldCharType="begin"/>
+          </w:r>
+          <w:r>
+            <w:rPr>
+              <w:rFonts w:ascii="Avenir Next" w:hAnsi="Avenir Next" w:cs="Avenir Next" w:eastAsia="Avenir Next"/>
+              <w:color w:val="5A5F66"/>
+              <w:sz w:val="15"/>
+              <w:szCs w:val="15"/>
+            </w:rPr>
+            <w:instrText xml:space="preserve"> NUMPAGES </w:instrText>
+          </w:r>
+          <w:r>
+            <w:rPr>
+              <w:rFonts w:ascii="Avenir Next" w:hAnsi="Avenir Next" w:cs="Avenir Next" w:eastAsia="Avenir Next"/>
+              <w:color w:val="5A5F66"/>
+              <w:sz w:val="15"/>
+              <w:szCs w:val="15"/>
+            </w:rPr>
+            <w:fldChar w:fldCharType="separate"/>
+          </w:r>
+          <w:r>
+            <w:rPr>
+              <w:rFonts w:ascii="Avenir Next" w:hAnsi="Avenir Next" w:cs="Avenir Next" w:eastAsia="Avenir Next"/>
+              <w:color w:val="5A5F66"/>
+              <w:sz w:val="15"/>
+              <w:szCs w:val="15"/>
+            </w:rPr>
+            <w:t xml:space="preserve">1</w:t>
+          </w:r>
+          <w:r>
+            <w:rPr>
+              <w:rFonts w:ascii="Avenir Next" w:hAnsi="Avenir Next" w:cs="Avenir Next" w:eastAsia="Avenir Next"/>
+              <w:color w:val="5A5F66"/>
+              <w:sz w:val="15"/>
+              <w:szCs w:val="15"/>
+            </w:rPr>
+            <w:fldChar w:fldCharType="end"/>
           </w:r>
         </w:p>
       </w:tc>
@@ -4483,5 +4593,23 @@
       </w:tblCellMar>
     </w:tblPr>
   </w:style>
+  <w:style w:type="paragraph" w:styleId="Heading1">
+    <w:name w:val="heading 1"/>
+    <w:basedOn w:val="Normal"/>
+    <w:pPr>
+      <w:outlineLvl w:val="0"/>
+      <w:keepNext w:val="0"/>
+      <w:keepLines w:val="0"/>
+    </w:pPr>
+  </w:style>
+  <w:style w:type="paragraph" w:styleId="Heading2">
+    <w:name w:val="heading 2"/>
+    <w:basedOn w:val="Normal"/>
+    <w:pPr>
+      <w:outlineLvl w:val="1"/>
+      <w:keepNext w:val="0"/>
+      <w:keepLines w:val="0"/>
+    </w:pPr>
+  </w:style>
 </w:styles>
 </file>